--- a/day-17/react-notes-app.docx
+++ b/day-17/react-notes-app.docx
@@ -6,8 +6,6 @@
       <w:pPr>
         <w:pStyle w:val="NormalWeb"/>
       </w:pPr>
-      <w:bookmarkStart w:id="0" w:name="_GoBack"/>
-      <w:bookmarkEnd w:id="0"/>
       <w:r>
         <w:rPr>
           <w:rStyle w:val="Strong"/>
@@ -5689,14 +5687,33 @@
           <w:ilvl w:val="0"/>
           <w:numId w:val="3"/>
         </w:numPr>
+        <w:pBdr>
+          <w:bottom w:val="double" w:sz="6" w:space="1" w:color="auto"/>
+        </w:pBdr>
         <w:spacing w:before="100" w:beforeAutospacing="1" w:after="100" w:afterAutospacing="1" w:line="240" w:lineRule="auto"/>
+      </w:pPr>
+      <w:r>
         <w:rPr>
           <w:rFonts w:ascii="Times New Roman" w:eastAsia="Times New Roman" w:hAnsi="Times New Roman" w:cs="Times New Roman"/>
           <w:sz w:val="24"/>
           <w:szCs w:val="24"/>
           <w:lang w:eastAsia="en-IN" w:bidi="hi-IN"/>
         </w:rPr>
-      </w:pPr>
+        <w:t>Mock functions (</w:t>
+      </w:r>
+      <w:proofErr w:type="spellStart"/>
+      <w:proofErr w:type="gramStart"/>
+      <w:r>
+        <w:rPr>
+          <w:rFonts w:ascii="Courier New" w:eastAsia="Times New Roman" w:hAnsi="Courier New" w:cs="Courier New"/>
+          <w:sz w:val="20"/>
+          <w:szCs w:val="20"/>
+          <w:lang w:eastAsia="en-IN" w:bidi="hi-IN"/>
+        </w:rPr>
+        <w:t>jest.fn</w:t>
+      </w:r>
+      <w:proofErr w:type="spellEnd"/>
+      <w:proofErr w:type="gramEnd"/>
       <w:r>
         <w:rPr>
           <w:rFonts w:ascii="Times New Roman" w:eastAsia="Times New Roman" w:hAnsi="Times New Roman" w:cs="Times New Roman"/>
@@ -5704,32 +5721,3697 @@
           <w:szCs w:val="24"/>
           <w:lang w:eastAsia="en-IN" w:bidi="hi-IN"/>
         </w:rPr>
-        <w:t>Mock functions (</w:t>
-      </w:r>
-      <w:proofErr w:type="spellStart"/>
+        <w:t>)</w:t>
+      </w:r>
+    </w:p>
+    <w:p>
+      <w:pPr>
+        <w:pStyle w:val="NormalWeb"/>
+      </w:pPr>
+      <w:r>
+        <w:t xml:space="preserve">Here’s a </w:t>
+      </w:r>
+      <w:r>
+        <w:rPr>
+          <w:rStyle w:val="Strong"/>
+        </w:rPr>
+        <w:t>clear, practical guide</w:t>
+      </w:r>
+      <w:r>
+        <w:t xml:space="preserve"> to using </w:t>
+      </w:r>
+      <w:r>
+        <w:rPr>
+          <w:rStyle w:val="Strong"/>
+        </w:rPr>
+        <w:t xml:space="preserve">AJAX calls in a React Notes App with a </w:t>
+      </w:r>
+      <w:proofErr w:type="spellStart"/>
+      <w:r>
+        <w:rPr>
+          <w:rStyle w:val="HTMLCode"/>
+          <w:b/>
+          <w:bCs/>
+        </w:rPr>
+        <w:t>json</w:t>
+      </w:r>
+      <w:proofErr w:type="spellEnd"/>
+      <w:r>
+        <w:rPr>
+          <w:rStyle w:val="HTMLCode"/>
+          <w:b/>
+          <w:bCs/>
+        </w:rPr>
+        <w:t>-server</w:t>
+      </w:r>
+      <w:r>
+        <w:rPr>
+          <w:rStyle w:val="Strong"/>
+        </w:rPr>
+        <w:t xml:space="preserve"> backend</w:t>
+      </w:r>
+      <w:r>
+        <w:t>. This mirrors how real frontends talk to APIs.</w:t>
+      </w:r>
+    </w:p>
+    <w:p>
+      <w:r>
+        <w:pict>
+          <v:rect id="_x0000_i1090" style="width:0;height:1.5pt" o:hralign="center" o:hrstd="t" o:hr="t" fillcolor="#a0a0a0" stroked="f"/>
+        </w:pict>
+      </w:r>
+    </w:p>
+    <w:p>
+      <w:pPr>
+        <w:pStyle w:val="Heading1"/>
+      </w:pPr>
+      <w:r>
+        <w:rPr>
+          <w:rFonts w:ascii="Segoe UI Symbol" w:hAnsi="Segoe UI Symbol" w:cs="Segoe UI Symbol"/>
+        </w:rPr>
+        <w:t>🚀</w:t>
+      </w:r>
+      <w:r>
+        <w:t xml:space="preserve"> 1. What You’re Building</w:t>
+      </w:r>
+    </w:p>
+    <w:p>
+      <w:pPr>
+        <w:pStyle w:val="NormalWeb"/>
+      </w:pPr>
+      <w:r>
+        <w:t>A Notes App with:</w:t>
+      </w:r>
+    </w:p>
+    <w:p>
+      <w:pPr>
+        <w:pStyle w:val="NormalWeb"/>
+        <w:numPr>
+          <w:ilvl w:val="0"/>
+          <w:numId w:val="11"/>
+        </w:numPr>
+      </w:pPr>
+      <w:r>
+        <w:rPr>
+          <w:rFonts w:ascii="Segoe UI Symbol" w:hAnsi="Segoe UI Symbol" w:cs="Segoe UI Symbol"/>
+        </w:rPr>
+        <w:t>📡</w:t>
+      </w:r>
+      <w:r>
+        <w:t xml:space="preserve"> </w:t>
+      </w:r>
+      <w:r>
+        <w:rPr>
+          <w:rStyle w:val="Strong"/>
+        </w:rPr>
+        <w:t>AJAX calls (fetch / REST)</w:t>
+      </w:r>
+    </w:p>
+    <w:p>
+      <w:pPr>
+        <w:pStyle w:val="NormalWeb"/>
+        <w:numPr>
+          <w:ilvl w:val="0"/>
+          <w:numId w:val="11"/>
+        </w:numPr>
+      </w:pPr>
+      <w:r>
+        <w:rPr>
+          <w:rFonts w:ascii="Segoe UI Symbol" w:hAnsi="Segoe UI Symbol" w:cs="Segoe UI Symbol"/>
+        </w:rPr>
+        <w:t>🗄</w:t>
+      </w:r>
+      <w:r>
+        <w:t xml:space="preserve">️ </w:t>
+      </w:r>
+      <w:proofErr w:type="spellStart"/>
+      <w:r>
+        <w:rPr>
+          <w:rStyle w:val="Strong"/>
+        </w:rPr>
+        <w:t>json</w:t>
+      </w:r>
+      <w:proofErr w:type="spellEnd"/>
+      <w:r>
+        <w:rPr>
+          <w:rStyle w:val="Strong"/>
+        </w:rPr>
+        <w:t>-server (fake backend)</w:t>
+      </w:r>
+    </w:p>
+    <w:p>
+      <w:pPr>
+        <w:pStyle w:val="NormalWeb"/>
+        <w:numPr>
+          <w:ilvl w:val="0"/>
+          <w:numId w:val="11"/>
+        </w:numPr>
+      </w:pPr>
+      <w:r>
+        <w:rPr>
+          <w:rFonts w:ascii="Segoe UI Symbol" w:hAnsi="Segoe UI Symbol" w:cs="Segoe UI Symbol"/>
+        </w:rPr>
+        <w:t>⚛️</w:t>
+      </w:r>
+      <w:r>
+        <w:t xml:space="preserve"> React frontend</w:t>
+      </w:r>
+    </w:p>
+    <w:p>
+      <w:r>
+        <w:pict>
+          <v:rect id="_x0000_i1091" style="width:0;height:1.5pt" o:hralign="center" o:hrstd="t" o:hr="t" fillcolor="#a0a0a0" stroked="f"/>
+        </w:pict>
+      </w:r>
+    </w:p>
+    <w:p>
+      <w:pPr>
+        <w:pStyle w:val="Heading1"/>
+      </w:pPr>
+      <w:r>
+        <w:t>🧠 2. Architecture (Important Concept)</w:t>
+      </w:r>
+    </w:p>
+    <w:p>
+      <w:pPr>
+        <w:pStyle w:val="HTMLPreformatted"/>
+        <w:rPr>
+          <w:rStyle w:val="HTMLCode"/>
+        </w:rPr>
+      </w:pPr>
+      <w:r>
+        <w:rPr>
+          <w:rStyle w:val="HTMLCode"/>
+        </w:rPr>
+        <w:t xml:space="preserve">React </w:t>
+      </w:r>
       <w:proofErr w:type="gramStart"/>
       <w:r>
         <w:rPr>
-          <w:rFonts w:ascii="Courier New" w:eastAsia="Times New Roman" w:hAnsi="Courier New" w:cs="Courier New"/>
-          <w:sz w:val="20"/>
-          <w:szCs w:val="20"/>
-          <w:lang w:eastAsia="en-IN" w:bidi="hi-IN"/>
+          <w:rStyle w:val="HTMLCode"/>
+        </w:rPr>
+        <w:t>App  ─</w:t>
+      </w:r>
+      <w:proofErr w:type="gramEnd"/>
+      <w:r>
+        <w:rPr>
+          <w:rStyle w:val="HTMLCode"/>
+        </w:rPr>
+        <w:t xml:space="preserve">─── HTTP (AJAX) ────&gt; </w:t>
+      </w:r>
+      <w:proofErr w:type="spellStart"/>
+      <w:r>
+        <w:rPr>
+          <w:rStyle w:val="HTMLCode"/>
+        </w:rPr>
+        <w:t>json</w:t>
+      </w:r>
+      <w:proofErr w:type="spellEnd"/>
+      <w:r>
+        <w:rPr>
+          <w:rStyle w:val="HTMLCode"/>
+        </w:rPr>
+        <w:t>-server (API)</w:t>
+      </w:r>
+    </w:p>
+    <w:p>
+      <w:pPr>
+        <w:pStyle w:val="NormalWeb"/>
+        <w:numPr>
+          <w:ilvl w:val="0"/>
+          <w:numId w:val="12"/>
+        </w:numPr>
+      </w:pPr>
+      <w:r>
+        <w:t>React = client</w:t>
+      </w:r>
+    </w:p>
+    <w:p>
+      <w:pPr>
+        <w:pStyle w:val="NormalWeb"/>
+        <w:numPr>
+          <w:ilvl w:val="0"/>
+          <w:numId w:val="12"/>
+        </w:numPr>
+      </w:pPr>
+      <w:proofErr w:type="spellStart"/>
+      <w:r>
+        <w:t>json</w:t>
+      </w:r>
+      <w:proofErr w:type="spellEnd"/>
+      <w:r>
+        <w:t>-server = backend</w:t>
+      </w:r>
+    </w:p>
+    <w:p>
+      <w:pPr>
+        <w:pStyle w:val="NormalWeb"/>
+        <w:numPr>
+          <w:ilvl w:val="0"/>
+          <w:numId w:val="12"/>
+        </w:numPr>
+      </w:pPr>
+      <w:r>
+        <w:t xml:space="preserve">Communication = </w:t>
+      </w:r>
+      <w:r>
+        <w:rPr>
+          <w:rStyle w:val="Strong"/>
+        </w:rPr>
+        <w:t>REST API (GET, POST, DELETE)</w:t>
+      </w:r>
+    </w:p>
+    <w:p>
+      <w:r>
+        <w:pict>
+          <v:rect id="_x0000_i1092" style="width:0;height:1.5pt" o:hralign="center" o:hrstd="t" o:hr="t" fillcolor="#a0a0a0" stroked="f"/>
+        </w:pict>
+      </w:r>
+    </w:p>
+    <w:p>
+      <w:pPr>
+        <w:pStyle w:val="Heading1"/>
+      </w:pPr>
+      <w:r>
+        <w:rPr>
+          <w:rFonts w:ascii="Segoe UI Symbol" w:hAnsi="Segoe UI Symbol" w:cs="Segoe UI Symbol"/>
+        </w:rPr>
+        <w:t>📦</w:t>
+      </w:r>
+      <w:r>
+        <w:t xml:space="preserve"> 3. Setup </w:t>
+      </w:r>
+      <w:proofErr w:type="spellStart"/>
+      <w:r>
+        <w:t>json</w:t>
+      </w:r>
+      <w:proofErr w:type="spellEnd"/>
+      <w:r>
+        <w:t>-server</w:t>
+      </w:r>
+    </w:p>
+    <w:p>
+      <w:pPr>
+        <w:pStyle w:val="Heading2"/>
+      </w:pPr>
+      <w:r>
+        <w:t>Install</w:t>
+      </w:r>
+    </w:p>
+    <w:p>
+      <w:pPr>
+        <w:pStyle w:val="HTMLPreformatted"/>
+        <w:rPr>
+          <w:rStyle w:val="HTMLCode"/>
+        </w:rPr>
+      </w:pPr>
+      <w:proofErr w:type="spellStart"/>
+      <w:r>
+        <w:rPr>
+          <w:rStyle w:val="HTMLCode"/>
+        </w:rPr>
+        <w:t>npm</w:t>
+      </w:r>
+      <w:proofErr w:type="spellEnd"/>
+      <w:r>
+        <w:rPr>
+          <w:rStyle w:val="HTMLCode"/>
+        </w:rPr>
+        <w:t xml:space="preserve"> install -g </w:t>
+      </w:r>
+      <w:proofErr w:type="spellStart"/>
+      <w:r>
+        <w:rPr>
+          <w:rStyle w:val="HTMLCode"/>
+        </w:rPr>
+        <w:t>json</w:t>
+      </w:r>
+      <w:proofErr w:type="spellEnd"/>
+      <w:r>
+        <w:rPr>
+          <w:rStyle w:val="HTMLCode"/>
+        </w:rPr>
+        <w:t>-server</w:t>
+      </w:r>
+    </w:p>
+    <w:p>
+      <w:r>
+        <w:pict>
+          <v:rect id="_x0000_i1093" style="width:0;height:1.5pt" o:hralign="center" o:hrstd="t" o:hr="t" fillcolor="#a0a0a0" stroked="f"/>
+        </w:pict>
+      </w:r>
+    </w:p>
+    <w:p>
+      <w:pPr>
+        <w:pStyle w:val="Heading2"/>
+      </w:pPr>
+      <w:r>
+        <w:lastRenderedPageBreak/>
+        <w:t>Create Database</w:t>
+      </w:r>
+    </w:p>
+    <w:p>
+      <w:pPr>
+        <w:pStyle w:val="Heading3"/>
+      </w:pPr>
+      <w:r>
+        <w:rPr>
+          <w:rFonts w:ascii="Segoe UI Symbol" w:hAnsi="Segoe UI Symbol" w:cs="Segoe UI Symbol"/>
+        </w:rPr>
+        <w:t>📁</w:t>
+      </w:r>
+      <w:r>
+        <w:t xml:space="preserve"> </w:t>
+      </w:r>
+      <w:proofErr w:type="spellStart"/>
+      <w:proofErr w:type="gramStart"/>
+      <w:r>
+        <w:t>db.json</w:t>
+      </w:r>
+      <w:proofErr w:type="spellEnd"/>
+      <w:proofErr w:type="gramEnd"/>
+    </w:p>
+    <w:p>
+      <w:pPr>
+        <w:pStyle w:val="HTMLPreformatted"/>
+        <w:rPr>
+          <w:rStyle w:val="HTMLCode"/>
+        </w:rPr>
+      </w:pPr>
+      <w:r>
+        <w:rPr>
+          <w:rStyle w:val="HTMLCode"/>
+        </w:rPr>
+        <w:t>{</w:t>
+      </w:r>
+    </w:p>
+    <w:p>
+      <w:pPr>
+        <w:pStyle w:val="HTMLPreformatted"/>
+        <w:rPr>
+          <w:rStyle w:val="HTMLCode"/>
+        </w:rPr>
+      </w:pPr>
+      <w:r>
+        <w:rPr>
+          <w:rStyle w:val="HTMLCode"/>
+        </w:rPr>
+        <w:t xml:space="preserve">  "notes": []</w:t>
+      </w:r>
+    </w:p>
+    <w:p>
+      <w:pPr>
+        <w:pStyle w:val="HTMLPreformatted"/>
+        <w:rPr>
+          <w:rStyle w:val="HTMLCode"/>
+        </w:rPr>
+      </w:pPr>
+      <w:r>
+        <w:rPr>
+          <w:rStyle w:val="HTMLCode"/>
+        </w:rPr>
+        <w:t>}</w:t>
+      </w:r>
+    </w:p>
+    <w:p>
+      <w:r>
+        <w:pict>
+          <v:rect id="_x0000_i1094" style="width:0;height:1.5pt" o:hralign="center" o:hrstd="t" o:hr="t" fillcolor="#a0a0a0" stroked="f"/>
+        </w:pict>
+      </w:r>
+    </w:p>
+    <w:p>
+      <w:pPr>
+        <w:pStyle w:val="Heading2"/>
+      </w:pPr>
+      <w:r>
+        <w:t>Start Server</w:t>
+      </w:r>
+    </w:p>
+    <w:p>
+      <w:pPr>
+        <w:pStyle w:val="HTMLPreformatted"/>
+        <w:rPr>
+          <w:rStyle w:val="HTMLCode"/>
+        </w:rPr>
+      </w:pPr>
+      <w:proofErr w:type="spellStart"/>
+      <w:r>
+        <w:rPr>
+          <w:rStyle w:val="HTMLCode"/>
+        </w:rPr>
+        <w:t>json</w:t>
+      </w:r>
+      <w:proofErr w:type="spellEnd"/>
+      <w:r>
+        <w:rPr>
+          <w:rStyle w:val="HTMLCode"/>
+        </w:rPr>
+        <w:t xml:space="preserve">-server --watch </w:t>
+      </w:r>
+      <w:proofErr w:type="spellStart"/>
+      <w:proofErr w:type="gramStart"/>
+      <w:r>
+        <w:rPr>
+          <w:rStyle w:val="HTMLCode"/>
+        </w:rPr>
+        <w:t>db.json</w:t>
+      </w:r>
+      <w:proofErr w:type="spellEnd"/>
+      <w:proofErr w:type="gramEnd"/>
+      <w:r>
+        <w:rPr>
+          <w:rStyle w:val="HTMLCode"/>
+        </w:rPr>
+        <w:t xml:space="preserve"> --port 3001</w:t>
+      </w:r>
+    </w:p>
+    <w:p>
+      <w:pPr>
+        <w:pStyle w:val="NormalWeb"/>
+      </w:pPr>
+      <w:r>
+        <w:rPr>
+          <w:rFonts w:ascii="Segoe UI Symbol" w:hAnsi="Segoe UI Symbol" w:cs="Segoe UI Symbol"/>
+        </w:rPr>
+        <w:t>👉</w:t>
+      </w:r>
+      <w:r>
+        <w:t xml:space="preserve"> API runs at:</w:t>
+      </w:r>
+    </w:p>
+    <w:p>
+      <w:pPr>
+        <w:pStyle w:val="HTMLPreformatted"/>
+        <w:rPr>
+          <w:rStyle w:val="HTMLCode"/>
+        </w:rPr>
+      </w:pPr>
+      <w:r>
+        <w:rPr>
+          <w:rStyle w:val="HTMLCode"/>
+        </w:rPr>
+        <w:t>http://localhost:3001/notes</w:t>
+      </w:r>
+    </w:p>
+    <w:p>
+      <w:r>
+        <w:pict>
+          <v:rect id="_x0000_i1095" style="width:0;height:1.5pt" o:hralign="center" o:hrstd="t" o:hr="t" fillcolor="#a0a0a0" stroked="f"/>
+        </w:pict>
+      </w:r>
+    </w:p>
+    <w:p>
+      <w:pPr>
+        <w:pStyle w:val="Heading1"/>
+      </w:pPr>
+      <w:r>
+        <w:rPr>
+          <w:rFonts w:ascii="Segoe UI Symbol" w:hAnsi="Segoe UI Symbol" w:cs="Segoe UI Symbol"/>
+        </w:rPr>
+        <w:t>📡</w:t>
+      </w:r>
+      <w:r>
+        <w:t xml:space="preserve"> 4. API Endpoints</w:t>
+      </w:r>
+    </w:p>
+    <w:tbl>
+      <w:tblPr>
+        <w:tblW w:w="0" w:type="auto"/>
+        <w:tblCellSpacing w:w="15" w:type="dxa"/>
+        <w:tblCellMar>
+          <w:top w:w="15" w:type="dxa"/>
+          <w:left w:w="15" w:type="dxa"/>
+          <w:bottom w:w="15" w:type="dxa"/>
+          <w:right w:w="15" w:type="dxa"/>
+        </w:tblCellMar>
+        <w:tblLook w:val="04A0" w:firstRow="1" w:lastRow="0" w:firstColumn="1" w:lastColumn="0" w:noHBand="0" w:noVBand="1"/>
+      </w:tblPr>
+      <w:tblGrid>
+        <w:gridCol w:w="809"/>
+        <w:gridCol w:w="956"/>
+        <w:gridCol w:w="1375"/>
+      </w:tblGrid>
+      <w:tr>
+        <w:trPr>
+          <w:tblHeader/>
+          <w:tblCellSpacing w:w="15" w:type="dxa"/>
+        </w:trPr>
+        <w:tc>
+          <w:tcPr>
+            <w:tcW w:w="0" w:type="auto"/>
+            <w:vAlign w:val="center"/>
+            <w:hideMark/>
+          </w:tcPr>
+          <w:p>
+            <w:pPr>
+              <w:jc w:val="center"/>
+              <w:rPr>
+                <w:b/>
+                <w:bCs/>
+              </w:rPr>
+            </w:pPr>
+            <w:r>
+              <w:rPr>
+                <w:b/>
+                <w:bCs/>
+              </w:rPr>
+              <w:t>Method</w:t>
+            </w:r>
+          </w:p>
+        </w:tc>
+        <w:tc>
+          <w:tcPr>
+            <w:tcW w:w="0" w:type="auto"/>
+            <w:vAlign w:val="center"/>
+            <w:hideMark/>
+          </w:tcPr>
+          <w:p>
+            <w:pPr>
+              <w:jc w:val="center"/>
+              <w:rPr>
+                <w:b/>
+                <w:bCs/>
+              </w:rPr>
+            </w:pPr>
+            <w:r>
+              <w:rPr>
+                <w:b/>
+                <w:bCs/>
+              </w:rPr>
+              <w:t>Endpoint</w:t>
+            </w:r>
+          </w:p>
+        </w:tc>
+        <w:tc>
+          <w:tcPr>
+            <w:tcW w:w="0" w:type="auto"/>
+            <w:vAlign w:val="center"/>
+            <w:hideMark/>
+          </w:tcPr>
+          <w:p>
+            <w:pPr>
+              <w:jc w:val="center"/>
+              <w:rPr>
+                <w:b/>
+                <w:bCs/>
+              </w:rPr>
+            </w:pPr>
+            <w:r>
+              <w:rPr>
+                <w:b/>
+                <w:bCs/>
+              </w:rPr>
+              <w:t>Purpose</w:t>
+            </w:r>
+          </w:p>
+        </w:tc>
+      </w:tr>
+      <w:tr>
+        <w:trPr>
+          <w:tblCellSpacing w:w="15" w:type="dxa"/>
+        </w:trPr>
+        <w:tc>
+          <w:tcPr>
+            <w:tcW w:w="0" w:type="auto"/>
+            <w:vAlign w:val="center"/>
+            <w:hideMark/>
+          </w:tcPr>
+          <w:p>
+            <w:r>
+              <w:t>GET</w:t>
+            </w:r>
+          </w:p>
+        </w:tc>
+        <w:tc>
+          <w:tcPr>
+            <w:tcW w:w="0" w:type="auto"/>
+            <w:vAlign w:val="center"/>
+            <w:hideMark/>
+          </w:tcPr>
+          <w:p>
+            <w:r>
+              <w:t>/notes</w:t>
+            </w:r>
+          </w:p>
+        </w:tc>
+        <w:tc>
+          <w:tcPr>
+            <w:tcW w:w="0" w:type="auto"/>
+            <w:vAlign w:val="center"/>
+            <w:hideMark/>
+          </w:tcPr>
+          <w:p>
+            <w:r>
+              <w:t>Fetch all notes</w:t>
+            </w:r>
+          </w:p>
+        </w:tc>
+      </w:tr>
+      <w:tr>
+        <w:trPr>
+          <w:tblCellSpacing w:w="15" w:type="dxa"/>
+        </w:trPr>
+        <w:tc>
+          <w:tcPr>
+            <w:tcW w:w="0" w:type="auto"/>
+            <w:vAlign w:val="center"/>
+            <w:hideMark/>
+          </w:tcPr>
+          <w:p>
+            <w:r>
+              <w:t>POST</w:t>
+            </w:r>
+          </w:p>
+        </w:tc>
+        <w:tc>
+          <w:tcPr>
+            <w:tcW w:w="0" w:type="auto"/>
+            <w:vAlign w:val="center"/>
+            <w:hideMark/>
+          </w:tcPr>
+          <w:p>
+            <w:r>
+              <w:t>/notes</w:t>
+            </w:r>
+          </w:p>
+        </w:tc>
+        <w:tc>
+          <w:tcPr>
+            <w:tcW w:w="0" w:type="auto"/>
+            <w:vAlign w:val="center"/>
+            <w:hideMark/>
+          </w:tcPr>
+          <w:p>
+            <w:r>
+              <w:t>Add note</w:t>
+            </w:r>
+          </w:p>
+        </w:tc>
+      </w:tr>
+      <w:tr>
+        <w:trPr>
+          <w:tblCellSpacing w:w="15" w:type="dxa"/>
+        </w:trPr>
+        <w:tc>
+          <w:tcPr>
+            <w:tcW w:w="0" w:type="auto"/>
+            <w:vAlign w:val="center"/>
+            <w:hideMark/>
+          </w:tcPr>
+          <w:p>
+            <w:r>
+              <w:t>DELETE</w:t>
+            </w:r>
+          </w:p>
+        </w:tc>
+        <w:tc>
+          <w:tcPr>
+            <w:tcW w:w="0" w:type="auto"/>
+            <w:vAlign w:val="center"/>
+            <w:hideMark/>
+          </w:tcPr>
+          <w:p>
+            <w:r>
+              <w:t>/notes/:id</w:t>
+            </w:r>
+          </w:p>
+        </w:tc>
+        <w:tc>
+          <w:tcPr>
+            <w:tcW w:w="0" w:type="auto"/>
+            <w:vAlign w:val="center"/>
+            <w:hideMark/>
+          </w:tcPr>
+          <w:p>
+            <w:r>
+              <w:t>Delete note</w:t>
+            </w:r>
+          </w:p>
+        </w:tc>
+      </w:tr>
+    </w:tbl>
+    <w:p>
+      <w:r>
+        <w:pict>
+          <v:rect id="_x0000_i1096" style="width:0;height:1.5pt" o:hralign="center" o:hrstd="t" o:hr="t" fillcolor="#a0a0a0" stroked="f"/>
+        </w:pict>
+      </w:r>
+    </w:p>
+    <w:p>
+      <w:pPr>
+        <w:pStyle w:val="Heading1"/>
+      </w:pPr>
+      <w:r>
+        <w:rPr>
+          <w:rFonts w:ascii="Segoe UI Symbol" w:hAnsi="Segoe UI Symbol" w:cs="Segoe UI Symbol"/>
+        </w:rPr>
+        <w:t>⚛️</w:t>
+      </w:r>
+      <w:r>
+        <w:t xml:space="preserve"> 5. React AJAX Integration</w:t>
+      </w:r>
+    </w:p>
+    <w:p>
+      <w:r>
+        <w:pict>
+          <v:rect id="_x0000_i1097" style="width:0;height:1.5pt" o:hralign="center" o:hrstd="t" o:hr="t" fillcolor="#a0a0a0" stroked="f"/>
+        </w:pict>
+      </w:r>
+    </w:p>
+    <w:p>
+      <w:pPr>
+        <w:pStyle w:val="Heading2"/>
+      </w:pPr>
+      <w:r>
+        <w:rPr>
+          <w:rFonts w:ascii="Segoe UI Symbol" w:hAnsi="Segoe UI Symbol" w:cs="Segoe UI Symbol"/>
+        </w:rPr>
+        <w:t>📌</w:t>
+      </w:r>
+      <w:r>
+        <w:t xml:space="preserve"> 5.1 Fetch Notes (GET)</w:t>
+      </w:r>
+    </w:p>
+    <w:p>
+      <w:pPr>
+        <w:pStyle w:val="HTMLPreformatted"/>
+        <w:rPr>
+          <w:rStyle w:val="HTMLCode"/>
+        </w:rPr>
+      </w:pPr>
+      <w:proofErr w:type="spellStart"/>
+      <w:proofErr w:type="gramStart"/>
+      <w:r>
+        <w:rPr>
+          <w:rStyle w:val="HTMLCode"/>
+        </w:rPr>
+        <w:t>useEffect</w:t>
+      </w:r>
+      <w:proofErr w:type="spellEnd"/>
+      <w:r>
+        <w:rPr>
+          <w:rStyle w:val="HTMLCode"/>
+        </w:rPr>
+        <w:t>(</w:t>
+      </w:r>
+      <w:proofErr w:type="gramEnd"/>
+      <w:r>
+        <w:rPr>
+          <w:rStyle w:val="HTMLCode"/>
+        </w:rPr>
+        <w:t>() =&gt; {</w:t>
+      </w:r>
+    </w:p>
+    <w:p>
+      <w:pPr>
+        <w:pStyle w:val="HTMLPreformatted"/>
+        <w:rPr>
+          <w:rStyle w:val="HTMLCode"/>
+        </w:rPr>
+      </w:pPr>
+      <w:r>
+        <w:rPr>
+          <w:rStyle w:val="HTMLCode"/>
+        </w:rPr>
+        <w:t xml:space="preserve">  fetch("http://localhost:3001/notes")</w:t>
+      </w:r>
+    </w:p>
+    <w:p>
+      <w:pPr>
+        <w:pStyle w:val="HTMLPreformatted"/>
+        <w:rPr>
+          <w:rStyle w:val="HTMLCode"/>
+        </w:rPr>
+      </w:pPr>
+      <w:r>
+        <w:rPr>
+          <w:rStyle w:val="HTMLCode"/>
+        </w:rPr>
+        <w:t xml:space="preserve">    </w:t>
+      </w:r>
+      <w:proofErr w:type="gramStart"/>
+      <w:r>
+        <w:rPr>
+          <w:rStyle w:val="HTMLCode"/>
+        </w:rPr>
+        <w:t>.then</w:t>
+      </w:r>
+      <w:proofErr w:type="gramEnd"/>
+      <w:r>
+        <w:rPr>
+          <w:rStyle w:val="HTMLCode"/>
+        </w:rPr>
+        <w:t xml:space="preserve">(res =&gt; </w:t>
+      </w:r>
+      <w:proofErr w:type="spellStart"/>
+      <w:r>
+        <w:rPr>
+          <w:rStyle w:val="HTMLCode"/>
+        </w:rPr>
+        <w:t>res.json</w:t>
+      </w:r>
+      <w:proofErr w:type="spellEnd"/>
+      <w:r>
+        <w:rPr>
+          <w:rStyle w:val="HTMLCode"/>
+        </w:rPr>
+        <w:t>())</w:t>
+      </w:r>
+    </w:p>
+    <w:p>
+      <w:pPr>
+        <w:pStyle w:val="HTMLPreformatted"/>
+        <w:rPr>
+          <w:rStyle w:val="HTMLCode"/>
+        </w:rPr>
+      </w:pPr>
+      <w:r>
+        <w:rPr>
+          <w:rStyle w:val="HTMLCode"/>
+        </w:rPr>
+        <w:t xml:space="preserve">    </w:t>
+      </w:r>
+      <w:proofErr w:type="gramStart"/>
+      <w:r>
+        <w:rPr>
+          <w:rStyle w:val="HTMLCode"/>
+        </w:rPr>
+        <w:t>.then</w:t>
+      </w:r>
+      <w:proofErr w:type="gramEnd"/>
+      <w:r>
+        <w:rPr>
+          <w:rStyle w:val="HTMLCode"/>
+        </w:rPr>
+        <w:t xml:space="preserve">(data =&gt; </w:t>
+      </w:r>
+      <w:proofErr w:type="spellStart"/>
+      <w:r>
+        <w:rPr>
+          <w:rStyle w:val="HTMLCode"/>
+        </w:rPr>
+        <w:t>setNotes</w:t>
+      </w:r>
+      <w:proofErr w:type="spellEnd"/>
+      <w:r>
+        <w:rPr>
+          <w:rStyle w:val="HTMLCode"/>
+        </w:rPr>
+        <w:t>(data));</w:t>
+      </w:r>
+    </w:p>
+    <w:p>
+      <w:pPr>
+        <w:pStyle w:val="HTMLPreformatted"/>
+        <w:rPr>
+          <w:rStyle w:val="HTMLCode"/>
+        </w:rPr>
+      </w:pPr>
+      <w:r>
+        <w:rPr>
+          <w:rStyle w:val="HTMLCode"/>
+        </w:rPr>
+        <w:t>}, []);</w:t>
+      </w:r>
+    </w:p>
+    <w:p>
+      <w:r>
+        <w:pict>
+          <v:rect id="_x0000_i1098" style="width:0;height:1.5pt" o:hralign="center" o:hrstd="t" o:hr="t" fillcolor="#a0a0a0" stroked="f"/>
+        </w:pict>
+      </w:r>
+    </w:p>
+    <w:p>
+      <w:pPr>
+        <w:pStyle w:val="Heading2"/>
+      </w:pPr>
+      <w:r>
+        <w:rPr>
+          <w:rFonts w:ascii="Segoe UI Symbol" w:hAnsi="Segoe UI Symbol" w:cs="Segoe UI Symbol"/>
+        </w:rPr>
+        <w:t>📌</w:t>
+      </w:r>
+      <w:r>
+        <w:t xml:space="preserve"> 5.2 Add Note (POST)</w:t>
+      </w:r>
+    </w:p>
+    <w:p>
+      <w:pPr>
+        <w:pStyle w:val="HTMLPreformatted"/>
+        <w:rPr>
+          <w:rStyle w:val="HTMLCode"/>
+        </w:rPr>
+      </w:pPr>
+      <w:proofErr w:type="spellStart"/>
+      <w:r>
+        <w:rPr>
+          <w:rStyle w:val="HTMLCode"/>
+        </w:rPr>
+        <w:t>const</w:t>
+      </w:r>
+      <w:proofErr w:type="spellEnd"/>
+      <w:r>
+        <w:rPr>
+          <w:rStyle w:val="HTMLCode"/>
+        </w:rPr>
+        <w:t xml:space="preserve"> </w:t>
+      </w:r>
+      <w:proofErr w:type="spellStart"/>
+      <w:r>
+        <w:rPr>
+          <w:rStyle w:val="HTMLCode"/>
+        </w:rPr>
+        <w:t>addNote</w:t>
+      </w:r>
+      <w:proofErr w:type="spellEnd"/>
+      <w:r>
+        <w:rPr>
+          <w:rStyle w:val="HTMLCode"/>
+        </w:rPr>
+        <w:t xml:space="preserve"> = </w:t>
+      </w:r>
+      <w:proofErr w:type="spellStart"/>
+      <w:r>
+        <w:rPr>
+          <w:rStyle w:val="HTMLCode"/>
+        </w:rPr>
+        <w:t>async</w:t>
+      </w:r>
+      <w:proofErr w:type="spellEnd"/>
+      <w:r>
+        <w:rPr>
+          <w:rStyle w:val="HTMLCode"/>
+        </w:rPr>
+        <w:t xml:space="preserve"> (text) =&gt; {</w:t>
+      </w:r>
+    </w:p>
+    <w:p>
+      <w:pPr>
+        <w:pStyle w:val="HTMLPreformatted"/>
+        <w:rPr>
+          <w:rStyle w:val="HTMLCode"/>
+        </w:rPr>
+      </w:pPr>
+      <w:r>
+        <w:rPr>
+          <w:rStyle w:val="HTMLCode"/>
+        </w:rPr>
+        <w:t xml:space="preserve">  </w:t>
+      </w:r>
+      <w:proofErr w:type="spellStart"/>
+      <w:r>
+        <w:rPr>
+          <w:rStyle w:val="HTMLCode"/>
+        </w:rPr>
+        <w:t>const</w:t>
+      </w:r>
+      <w:proofErr w:type="spellEnd"/>
+      <w:r>
+        <w:rPr>
+          <w:rStyle w:val="HTMLCode"/>
+        </w:rPr>
+        <w:t xml:space="preserve"> res = await </w:t>
+      </w:r>
+      <w:proofErr w:type="gramStart"/>
+      <w:r>
+        <w:rPr>
+          <w:rStyle w:val="HTMLCode"/>
+        </w:rPr>
+        <w:t>fetch(</w:t>
+      </w:r>
+      <w:proofErr w:type="gramEnd"/>
+      <w:r>
+        <w:rPr>
+          <w:rStyle w:val="HTMLCode"/>
+        </w:rPr>
+        <w:t>"http://localhost:3001/notes", {</w:t>
+      </w:r>
+    </w:p>
+    <w:p>
+      <w:pPr>
+        <w:pStyle w:val="HTMLPreformatted"/>
+        <w:rPr>
+          <w:rStyle w:val="HTMLCode"/>
+        </w:rPr>
+      </w:pPr>
+      <w:r>
+        <w:rPr>
+          <w:rStyle w:val="HTMLCode"/>
+        </w:rPr>
+        <w:t xml:space="preserve">    method: "POST",</w:t>
+      </w:r>
+    </w:p>
+    <w:p>
+      <w:pPr>
+        <w:pStyle w:val="HTMLPreformatted"/>
+        <w:rPr>
+          <w:rStyle w:val="HTMLCode"/>
+        </w:rPr>
+      </w:pPr>
+      <w:r>
+        <w:rPr>
+          <w:rStyle w:val="HTMLCode"/>
+        </w:rPr>
+        <w:t xml:space="preserve">    headers: {</w:t>
+      </w:r>
+    </w:p>
+    <w:p>
+      <w:pPr>
+        <w:pStyle w:val="HTMLPreformatted"/>
+        <w:rPr>
+          <w:rStyle w:val="HTMLCode"/>
+        </w:rPr>
+      </w:pPr>
+      <w:r>
+        <w:rPr>
+          <w:rStyle w:val="HTMLCode"/>
+        </w:rPr>
+        <w:t xml:space="preserve">      "Content-Type": "application/</w:t>
+      </w:r>
+      <w:proofErr w:type="spellStart"/>
+      <w:r>
+        <w:rPr>
+          <w:rStyle w:val="HTMLCode"/>
+        </w:rPr>
+        <w:t>json</w:t>
+      </w:r>
+      <w:proofErr w:type="spellEnd"/>
+      <w:r>
+        <w:rPr>
+          <w:rStyle w:val="HTMLCode"/>
+        </w:rPr>
+        <w:t>"</w:t>
+      </w:r>
+    </w:p>
+    <w:p>
+      <w:pPr>
+        <w:pStyle w:val="HTMLPreformatted"/>
+        <w:rPr>
+          <w:rStyle w:val="HTMLCode"/>
+        </w:rPr>
+      </w:pPr>
+      <w:r>
+        <w:rPr>
+          <w:rStyle w:val="HTMLCode"/>
+        </w:rPr>
+        <w:t xml:space="preserve">    },</w:t>
+      </w:r>
+    </w:p>
+    <w:p>
+      <w:pPr>
+        <w:pStyle w:val="HTMLPreformatted"/>
+        <w:rPr>
+          <w:rStyle w:val="HTMLCode"/>
+        </w:rPr>
+      </w:pPr>
+      <w:r>
+        <w:rPr>
+          <w:rStyle w:val="HTMLCode"/>
+        </w:rPr>
+        <w:t xml:space="preserve">    body: </w:t>
+      </w:r>
+      <w:proofErr w:type="spellStart"/>
+      <w:r>
+        <w:rPr>
+          <w:rStyle w:val="HTMLCode"/>
+        </w:rPr>
+        <w:t>JSON.stringify</w:t>
+      </w:r>
+      <w:proofErr w:type="spellEnd"/>
+      <w:proofErr w:type="gramStart"/>
+      <w:r>
+        <w:rPr>
+          <w:rStyle w:val="HTMLCode"/>
+        </w:rPr>
+        <w:t>({ text</w:t>
+      </w:r>
+      <w:proofErr w:type="gramEnd"/>
+      <w:r>
+        <w:rPr>
+          <w:rStyle w:val="HTMLCode"/>
+        </w:rPr>
+        <w:t xml:space="preserve"> })</w:t>
+      </w:r>
+    </w:p>
+    <w:p>
+      <w:pPr>
+        <w:pStyle w:val="HTMLPreformatted"/>
+        <w:rPr>
+          <w:rStyle w:val="HTMLCode"/>
+        </w:rPr>
+      </w:pPr>
+      <w:r>
+        <w:rPr>
+          <w:rStyle w:val="HTMLCode"/>
+        </w:rPr>
+        <w:t xml:space="preserve">  });</w:t>
+      </w:r>
+    </w:p>
+    <w:p>
+      <w:pPr>
+        <w:pStyle w:val="HTMLPreformatted"/>
+        <w:rPr>
+          <w:rStyle w:val="HTMLCode"/>
+        </w:rPr>
+      </w:pPr>
+    </w:p>
+    <w:p>
+      <w:pPr>
+        <w:pStyle w:val="HTMLPreformatted"/>
+        <w:rPr>
+          <w:rStyle w:val="HTMLCode"/>
+        </w:rPr>
+      </w:pPr>
+      <w:r>
+        <w:rPr>
+          <w:rStyle w:val="HTMLCode"/>
+        </w:rPr>
+        <w:lastRenderedPageBreak/>
+        <w:t xml:space="preserve">  </w:t>
+      </w:r>
+      <w:proofErr w:type="spellStart"/>
+      <w:r>
+        <w:rPr>
+          <w:rStyle w:val="HTMLCode"/>
+        </w:rPr>
+        <w:t>const</w:t>
+      </w:r>
+      <w:proofErr w:type="spellEnd"/>
+      <w:r>
+        <w:rPr>
+          <w:rStyle w:val="HTMLCode"/>
+        </w:rPr>
+        <w:t xml:space="preserve"> </w:t>
+      </w:r>
+      <w:proofErr w:type="spellStart"/>
+      <w:r>
+        <w:rPr>
+          <w:rStyle w:val="HTMLCode"/>
+        </w:rPr>
+        <w:t>newNote</w:t>
+      </w:r>
+      <w:proofErr w:type="spellEnd"/>
+      <w:r>
+        <w:rPr>
+          <w:rStyle w:val="HTMLCode"/>
+        </w:rPr>
+        <w:t xml:space="preserve"> = await </w:t>
+      </w:r>
+      <w:proofErr w:type="spellStart"/>
+      <w:proofErr w:type="gramStart"/>
+      <w:r>
+        <w:rPr>
+          <w:rStyle w:val="HTMLCode"/>
+        </w:rPr>
+        <w:t>res.json</w:t>
+      </w:r>
+      <w:proofErr w:type="spellEnd"/>
+      <w:proofErr w:type="gramEnd"/>
+      <w:r>
+        <w:rPr>
+          <w:rStyle w:val="HTMLCode"/>
+        </w:rPr>
+        <w:t>();</w:t>
+      </w:r>
+    </w:p>
+    <w:p>
+      <w:pPr>
+        <w:pStyle w:val="HTMLPreformatted"/>
+        <w:rPr>
+          <w:rStyle w:val="HTMLCode"/>
+        </w:rPr>
+      </w:pPr>
+      <w:r>
+        <w:rPr>
+          <w:rStyle w:val="HTMLCode"/>
+        </w:rPr>
+        <w:t xml:space="preserve">  </w:t>
+      </w:r>
+      <w:proofErr w:type="spellStart"/>
+      <w:proofErr w:type="gramStart"/>
+      <w:r>
+        <w:rPr>
+          <w:rStyle w:val="HTMLCode"/>
+        </w:rPr>
+        <w:t>setNotes</w:t>
+      </w:r>
+      <w:proofErr w:type="spellEnd"/>
+      <w:r>
+        <w:rPr>
+          <w:rStyle w:val="HTMLCode"/>
+        </w:rPr>
+        <w:t>(</w:t>
+      </w:r>
+      <w:proofErr w:type="gramEnd"/>
+      <w:r>
+        <w:rPr>
+          <w:rStyle w:val="HTMLCode"/>
+        </w:rPr>
+        <w:t xml:space="preserve">[...notes, </w:t>
+      </w:r>
+      <w:proofErr w:type="spellStart"/>
+      <w:r>
+        <w:rPr>
+          <w:rStyle w:val="HTMLCode"/>
+        </w:rPr>
+        <w:t>newNote</w:t>
+      </w:r>
+      <w:proofErr w:type="spellEnd"/>
+      <w:r>
+        <w:rPr>
+          <w:rStyle w:val="HTMLCode"/>
+        </w:rPr>
+        <w:t>]);</w:t>
+      </w:r>
+    </w:p>
+    <w:p>
+      <w:pPr>
+        <w:pStyle w:val="HTMLPreformatted"/>
+        <w:rPr>
+          <w:rStyle w:val="HTMLCode"/>
+        </w:rPr>
+      </w:pPr>
+      <w:r>
+        <w:rPr>
+          <w:rStyle w:val="HTMLCode"/>
+        </w:rPr>
+        <w:t>};</w:t>
+      </w:r>
+    </w:p>
+    <w:p>
+      <w:r>
+        <w:pict>
+          <v:rect id="_x0000_i1099" style="width:0;height:1.5pt" o:hralign="center" o:hrstd="t" o:hr="t" fillcolor="#a0a0a0" stroked="f"/>
+        </w:pict>
+      </w:r>
+    </w:p>
+    <w:p>
+      <w:pPr>
+        <w:pStyle w:val="Heading2"/>
+      </w:pPr>
+      <w:r>
+        <w:rPr>
+          <w:rFonts w:ascii="Segoe UI Symbol" w:hAnsi="Segoe UI Symbol" w:cs="Segoe UI Symbol"/>
+        </w:rPr>
+        <w:t>📌</w:t>
+      </w:r>
+      <w:r>
+        <w:t xml:space="preserve"> 5.3 Delete Note (DELETE)</w:t>
+      </w:r>
+    </w:p>
+    <w:p>
+      <w:pPr>
+        <w:pStyle w:val="HTMLPreformatted"/>
+        <w:rPr>
+          <w:rStyle w:val="HTMLCode"/>
+        </w:rPr>
+      </w:pPr>
+      <w:proofErr w:type="spellStart"/>
+      <w:r>
+        <w:rPr>
+          <w:rStyle w:val="HTMLCode"/>
+        </w:rPr>
+        <w:t>const</w:t>
+      </w:r>
+      <w:proofErr w:type="spellEnd"/>
+      <w:r>
+        <w:rPr>
+          <w:rStyle w:val="HTMLCode"/>
+        </w:rPr>
+        <w:t xml:space="preserve"> </w:t>
+      </w:r>
+      <w:proofErr w:type="spellStart"/>
+      <w:r>
+        <w:rPr>
+          <w:rStyle w:val="HTMLCode"/>
+        </w:rPr>
+        <w:t>deleteNote</w:t>
+      </w:r>
+      <w:proofErr w:type="spellEnd"/>
+      <w:r>
+        <w:rPr>
+          <w:rStyle w:val="HTMLCode"/>
+        </w:rPr>
+        <w:t xml:space="preserve"> = </w:t>
+      </w:r>
+      <w:proofErr w:type="spellStart"/>
+      <w:r>
+        <w:rPr>
+          <w:rStyle w:val="HTMLCode"/>
+        </w:rPr>
+        <w:t>async</w:t>
+      </w:r>
+      <w:proofErr w:type="spellEnd"/>
+      <w:r>
+        <w:rPr>
+          <w:rStyle w:val="HTMLCode"/>
+        </w:rPr>
+        <w:t xml:space="preserve"> (id) =&gt; {</w:t>
+      </w:r>
+    </w:p>
+    <w:p>
+      <w:pPr>
+        <w:pStyle w:val="HTMLPreformatted"/>
+        <w:rPr>
+          <w:rStyle w:val="HTMLCode"/>
+        </w:rPr>
+      </w:pPr>
+      <w:r>
+        <w:rPr>
+          <w:rStyle w:val="HTMLCode"/>
+        </w:rPr>
+        <w:t xml:space="preserve">  await fetch(`http://localhost:3001/notes/${id}`, {</w:t>
+      </w:r>
+    </w:p>
+    <w:p>
+      <w:pPr>
+        <w:pStyle w:val="HTMLPreformatted"/>
+        <w:rPr>
+          <w:rStyle w:val="HTMLCode"/>
+        </w:rPr>
+      </w:pPr>
+      <w:r>
+        <w:rPr>
+          <w:rStyle w:val="HTMLCode"/>
+        </w:rPr>
+        <w:t xml:space="preserve">    method: "DELETE"</w:t>
+      </w:r>
+    </w:p>
+    <w:p>
+      <w:pPr>
+        <w:pStyle w:val="HTMLPreformatted"/>
+        <w:rPr>
+          <w:rStyle w:val="HTMLCode"/>
+        </w:rPr>
+      </w:pPr>
+      <w:r>
+        <w:rPr>
+          <w:rStyle w:val="HTMLCode"/>
+        </w:rPr>
+        <w:t xml:space="preserve">  });</w:t>
+      </w:r>
+    </w:p>
+    <w:p>
+      <w:pPr>
+        <w:pStyle w:val="HTMLPreformatted"/>
+        <w:rPr>
+          <w:rStyle w:val="HTMLCode"/>
+        </w:rPr>
+      </w:pPr>
+    </w:p>
+    <w:p>
+      <w:pPr>
+        <w:pStyle w:val="HTMLPreformatted"/>
+        <w:rPr>
+          <w:rStyle w:val="HTMLCode"/>
+        </w:rPr>
+      </w:pPr>
+      <w:r>
+        <w:rPr>
+          <w:rStyle w:val="HTMLCode"/>
+        </w:rPr>
+        <w:t xml:space="preserve">  </w:t>
+      </w:r>
+      <w:proofErr w:type="spellStart"/>
+      <w:proofErr w:type="gramStart"/>
+      <w:r>
+        <w:rPr>
+          <w:rStyle w:val="HTMLCode"/>
+        </w:rPr>
+        <w:t>setNotes</w:t>
+      </w:r>
+      <w:proofErr w:type="spellEnd"/>
+      <w:r>
+        <w:rPr>
+          <w:rStyle w:val="HTMLCode"/>
+        </w:rPr>
+        <w:t>(</w:t>
+      </w:r>
+      <w:proofErr w:type="spellStart"/>
+      <w:proofErr w:type="gramEnd"/>
+      <w:r>
+        <w:rPr>
+          <w:rStyle w:val="HTMLCode"/>
+        </w:rPr>
+        <w:t>notes.filter</w:t>
+      </w:r>
+      <w:proofErr w:type="spellEnd"/>
+      <w:r>
+        <w:rPr>
+          <w:rStyle w:val="HTMLCode"/>
+        </w:rPr>
+        <w:t>(n =&gt; n.id !== id));</w:t>
+      </w:r>
+    </w:p>
+    <w:p>
+      <w:pPr>
+        <w:pStyle w:val="HTMLPreformatted"/>
+        <w:rPr>
+          <w:rStyle w:val="HTMLCode"/>
+        </w:rPr>
+      </w:pPr>
+      <w:r>
+        <w:rPr>
+          <w:rStyle w:val="HTMLCode"/>
+        </w:rPr>
+        <w:t>};</w:t>
+      </w:r>
+    </w:p>
+    <w:p>
+      <w:r>
+        <w:pict>
+          <v:rect id="_x0000_i1100" style="width:0;height:1.5pt" o:hralign="center" o:hrstd="t" o:hr="t" fillcolor="#a0a0a0" stroked="f"/>
+        </w:pict>
+      </w:r>
+    </w:p>
+    <w:p>
+      <w:pPr>
+        <w:pStyle w:val="Heading1"/>
+      </w:pPr>
+      <w:r>
+        <w:t>🧱 6. Full App Example</w:t>
+      </w:r>
+    </w:p>
+    <w:p>
+      <w:pPr>
+        <w:pStyle w:val="HTMLPreformatted"/>
+        <w:rPr>
+          <w:rStyle w:val="HTMLCode"/>
+        </w:rPr>
+      </w:pPr>
+      <w:r>
+        <w:rPr>
+          <w:rStyle w:val="HTMLCode"/>
+        </w:rPr>
+        <w:t xml:space="preserve">import </w:t>
+      </w:r>
+      <w:proofErr w:type="gramStart"/>
+      <w:r>
+        <w:rPr>
+          <w:rStyle w:val="HTMLCode"/>
+        </w:rPr>
+        <w:t xml:space="preserve">{ </w:t>
+      </w:r>
+      <w:proofErr w:type="spellStart"/>
+      <w:r>
+        <w:rPr>
+          <w:rStyle w:val="HTMLCode"/>
+        </w:rPr>
+        <w:t>useState</w:t>
+      </w:r>
+      <w:proofErr w:type="spellEnd"/>
+      <w:proofErr w:type="gramEnd"/>
+      <w:r>
+        <w:rPr>
+          <w:rStyle w:val="HTMLCode"/>
+        </w:rPr>
+        <w:t xml:space="preserve">, </w:t>
+      </w:r>
+      <w:proofErr w:type="spellStart"/>
+      <w:r>
+        <w:rPr>
+          <w:rStyle w:val="HTMLCode"/>
+        </w:rPr>
+        <w:t>useEffect</w:t>
+      </w:r>
+      <w:proofErr w:type="spellEnd"/>
+      <w:r>
+        <w:rPr>
+          <w:rStyle w:val="HTMLCode"/>
+        </w:rPr>
+        <w:t xml:space="preserve"> } from "react";</w:t>
+      </w:r>
+    </w:p>
+    <w:p>
+      <w:pPr>
+        <w:pStyle w:val="HTMLPreformatted"/>
+        <w:rPr>
+          <w:rStyle w:val="HTMLCode"/>
+        </w:rPr>
+      </w:pPr>
+    </w:p>
+    <w:p>
+      <w:pPr>
+        <w:pStyle w:val="HTMLPreformatted"/>
+        <w:rPr>
+          <w:rStyle w:val="HTMLCode"/>
+        </w:rPr>
+      </w:pPr>
+      <w:r>
+        <w:rPr>
+          <w:rStyle w:val="HTMLCode"/>
+        </w:rPr>
+        <w:t xml:space="preserve">function </w:t>
+      </w:r>
+      <w:proofErr w:type="gramStart"/>
+      <w:r>
+        <w:rPr>
+          <w:rStyle w:val="HTMLCode"/>
+        </w:rPr>
+        <w:t>App(</w:t>
+      </w:r>
+      <w:proofErr w:type="gramEnd"/>
+      <w:r>
+        <w:rPr>
+          <w:rStyle w:val="HTMLCode"/>
+        </w:rPr>
+        <w:t>) {</w:t>
+      </w:r>
+    </w:p>
+    <w:p>
+      <w:pPr>
+        <w:pStyle w:val="HTMLPreformatted"/>
+        <w:rPr>
+          <w:rStyle w:val="HTMLCode"/>
+        </w:rPr>
+      </w:pPr>
+      <w:r>
+        <w:rPr>
+          <w:rStyle w:val="HTMLCode"/>
+        </w:rPr>
+        <w:t xml:space="preserve">  </w:t>
+      </w:r>
+      <w:proofErr w:type="spellStart"/>
+      <w:r>
+        <w:rPr>
+          <w:rStyle w:val="HTMLCode"/>
+        </w:rPr>
+        <w:t>const</w:t>
+      </w:r>
+      <w:proofErr w:type="spellEnd"/>
+      <w:r>
+        <w:rPr>
+          <w:rStyle w:val="HTMLCode"/>
+        </w:rPr>
+        <w:t xml:space="preserve"> [notes, </w:t>
+      </w:r>
+      <w:proofErr w:type="spellStart"/>
+      <w:r>
+        <w:rPr>
+          <w:rStyle w:val="HTMLCode"/>
+        </w:rPr>
+        <w:t>setNotes</w:t>
+      </w:r>
+      <w:proofErr w:type="spellEnd"/>
+      <w:r>
+        <w:rPr>
+          <w:rStyle w:val="HTMLCode"/>
+        </w:rPr>
+        <w:t xml:space="preserve">] = </w:t>
+      </w:r>
+      <w:proofErr w:type="spellStart"/>
+      <w:proofErr w:type="gramStart"/>
+      <w:r>
+        <w:rPr>
+          <w:rStyle w:val="HTMLCode"/>
+        </w:rPr>
+        <w:t>useState</w:t>
+      </w:r>
+      <w:proofErr w:type="spellEnd"/>
+      <w:r>
+        <w:rPr>
+          <w:rStyle w:val="HTMLCode"/>
+        </w:rPr>
+        <w:t>(</w:t>
+      </w:r>
+      <w:proofErr w:type="gramEnd"/>
+      <w:r>
+        <w:rPr>
+          <w:rStyle w:val="HTMLCode"/>
+        </w:rPr>
+        <w:t>[]);</w:t>
+      </w:r>
+    </w:p>
+    <w:p>
+      <w:pPr>
+        <w:pStyle w:val="HTMLPreformatted"/>
+        <w:rPr>
+          <w:rStyle w:val="HTMLCode"/>
+        </w:rPr>
+      </w:pPr>
+      <w:r>
+        <w:rPr>
+          <w:rStyle w:val="HTMLCode"/>
+        </w:rPr>
+        <w:t xml:space="preserve">  </w:t>
+      </w:r>
+      <w:proofErr w:type="spellStart"/>
+      <w:r>
+        <w:rPr>
+          <w:rStyle w:val="HTMLCode"/>
+        </w:rPr>
+        <w:t>const</w:t>
+      </w:r>
+      <w:proofErr w:type="spellEnd"/>
+      <w:r>
+        <w:rPr>
+          <w:rStyle w:val="HTMLCode"/>
+        </w:rPr>
+        <w:t xml:space="preserve"> [text, </w:t>
+      </w:r>
+      <w:proofErr w:type="spellStart"/>
+      <w:r>
+        <w:rPr>
+          <w:rStyle w:val="HTMLCode"/>
+        </w:rPr>
+        <w:t>setText</w:t>
+      </w:r>
+      <w:proofErr w:type="spellEnd"/>
+      <w:r>
+        <w:rPr>
+          <w:rStyle w:val="HTMLCode"/>
+        </w:rPr>
+        <w:t xml:space="preserve">] = </w:t>
+      </w:r>
+      <w:proofErr w:type="spellStart"/>
+      <w:proofErr w:type="gramStart"/>
+      <w:r>
+        <w:rPr>
+          <w:rStyle w:val="HTMLCode"/>
+        </w:rPr>
+        <w:t>useState</w:t>
+      </w:r>
+      <w:proofErr w:type="spellEnd"/>
+      <w:r>
+        <w:rPr>
+          <w:rStyle w:val="HTMLCode"/>
+        </w:rPr>
+        <w:t>(</w:t>
+      </w:r>
+      <w:proofErr w:type="gramEnd"/>
+      <w:r>
+        <w:rPr>
+          <w:rStyle w:val="HTMLCode"/>
+        </w:rPr>
+        <w:t>"");</w:t>
+      </w:r>
+    </w:p>
+    <w:p>
+      <w:pPr>
+        <w:pStyle w:val="HTMLPreformatted"/>
+        <w:rPr>
+          <w:rStyle w:val="HTMLCode"/>
+        </w:rPr>
+      </w:pPr>
+    </w:p>
+    <w:p>
+      <w:pPr>
+        <w:pStyle w:val="HTMLPreformatted"/>
+        <w:rPr>
+          <w:rStyle w:val="HTMLCode"/>
+        </w:rPr>
+      </w:pPr>
+      <w:r>
+        <w:rPr>
+          <w:rStyle w:val="HTMLCode"/>
+        </w:rPr>
+        <w:t xml:space="preserve">  // GET</w:t>
+      </w:r>
+    </w:p>
+    <w:p>
+      <w:pPr>
+        <w:pStyle w:val="HTMLPreformatted"/>
+        <w:rPr>
+          <w:rStyle w:val="HTMLCode"/>
+        </w:rPr>
+      </w:pPr>
+      <w:r>
+        <w:rPr>
+          <w:rStyle w:val="HTMLCode"/>
+        </w:rPr>
+        <w:t xml:space="preserve">  </w:t>
+      </w:r>
+      <w:proofErr w:type="spellStart"/>
+      <w:proofErr w:type="gramStart"/>
+      <w:r>
+        <w:rPr>
+          <w:rStyle w:val="HTMLCode"/>
+        </w:rPr>
+        <w:t>useEffect</w:t>
+      </w:r>
+      <w:proofErr w:type="spellEnd"/>
+      <w:r>
+        <w:rPr>
+          <w:rStyle w:val="HTMLCode"/>
+        </w:rPr>
+        <w:t>(</w:t>
+      </w:r>
+      <w:proofErr w:type="gramEnd"/>
+      <w:r>
+        <w:rPr>
+          <w:rStyle w:val="HTMLCode"/>
+        </w:rPr>
+        <w:t>() =&gt; {</w:t>
+      </w:r>
+    </w:p>
+    <w:p>
+      <w:pPr>
+        <w:pStyle w:val="HTMLPreformatted"/>
+        <w:rPr>
+          <w:rStyle w:val="HTMLCode"/>
+        </w:rPr>
+      </w:pPr>
+      <w:r>
+        <w:rPr>
+          <w:rStyle w:val="HTMLCode"/>
+        </w:rPr>
+        <w:t xml:space="preserve">    fetch("http://localhost:3001/notes")</w:t>
+      </w:r>
+    </w:p>
+    <w:p>
+      <w:pPr>
+        <w:pStyle w:val="HTMLPreformatted"/>
+        <w:rPr>
+          <w:rStyle w:val="HTMLCode"/>
+        </w:rPr>
+      </w:pPr>
+      <w:r>
+        <w:rPr>
+          <w:rStyle w:val="HTMLCode"/>
+        </w:rPr>
+        <w:t xml:space="preserve">      </w:t>
+      </w:r>
+      <w:proofErr w:type="gramStart"/>
+      <w:r>
+        <w:rPr>
+          <w:rStyle w:val="HTMLCode"/>
+        </w:rPr>
+        <w:t>.then</w:t>
+      </w:r>
+      <w:proofErr w:type="gramEnd"/>
+      <w:r>
+        <w:rPr>
+          <w:rStyle w:val="HTMLCode"/>
+        </w:rPr>
+        <w:t xml:space="preserve">(res =&gt; </w:t>
+      </w:r>
+      <w:proofErr w:type="spellStart"/>
+      <w:r>
+        <w:rPr>
+          <w:rStyle w:val="HTMLCode"/>
+        </w:rPr>
+        <w:t>res.json</w:t>
+      </w:r>
+      <w:proofErr w:type="spellEnd"/>
+      <w:r>
+        <w:rPr>
+          <w:rStyle w:val="HTMLCode"/>
+        </w:rPr>
+        <w:t>())</w:t>
+      </w:r>
+    </w:p>
+    <w:p>
+      <w:pPr>
+        <w:pStyle w:val="HTMLPreformatted"/>
+        <w:rPr>
+          <w:rStyle w:val="HTMLCode"/>
+        </w:rPr>
+      </w:pPr>
+      <w:r>
+        <w:rPr>
+          <w:rStyle w:val="HTMLCode"/>
+        </w:rPr>
+        <w:t xml:space="preserve">      </w:t>
+      </w:r>
+      <w:proofErr w:type="gramStart"/>
+      <w:r>
+        <w:rPr>
+          <w:rStyle w:val="HTMLCode"/>
+        </w:rPr>
+        <w:t>.then</w:t>
+      </w:r>
+      <w:proofErr w:type="gramEnd"/>
+      <w:r>
+        <w:rPr>
+          <w:rStyle w:val="HTMLCode"/>
+        </w:rPr>
+        <w:t>(</w:t>
+      </w:r>
+      <w:proofErr w:type="spellStart"/>
+      <w:r>
+        <w:rPr>
+          <w:rStyle w:val="HTMLCode"/>
+        </w:rPr>
+        <w:t>setNotes</w:t>
+      </w:r>
+      <w:proofErr w:type="spellEnd"/>
+      <w:r>
+        <w:rPr>
+          <w:rStyle w:val="HTMLCode"/>
+        </w:rPr>
+        <w:t>);</w:t>
+      </w:r>
+    </w:p>
+    <w:p>
+      <w:pPr>
+        <w:pStyle w:val="HTMLPreformatted"/>
+        <w:rPr>
+          <w:rStyle w:val="HTMLCode"/>
+        </w:rPr>
+      </w:pPr>
+      <w:r>
+        <w:rPr>
+          <w:rStyle w:val="HTMLCode"/>
+        </w:rPr>
+        <w:t xml:space="preserve">  }, []);</w:t>
+      </w:r>
+    </w:p>
+    <w:p>
+      <w:pPr>
+        <w:pStyle w:val="HTMLPreformatted"/>
+        <w:rPr>
+          <w:rStyle w:val="HTMLCode"/>
+        </w:rPr>
+      </w:pPr>
+    </w:p>
+    <w:p>
+      <w:pPr>
+        <w:pStyle w:val="HTMLPreformatted"/>
+        <w:rPr>
+          <w:rStyle w:val="HTMLCode"/>
+        </w:rPr>
+      </w:pPr>
+      <w:r>
+        <w:rPr>
+          <w:rStyle w:val="HTMLCode"/>
+        </w:rPr>
+        <w:t xml:space="preserve">  // POST</w:t>
+      </w:r>
+    </w:p>
+    <w:p>
+      <w:pPr>
+        <w:pStyle w:val="HTMLPreformatted"/>
+        <w:rPr>
+          <w:rStyle w:val="HTMLCode"/>
+        </w:rPr>
+      </w:pPr>
+      <w:r>
+        <w:rPr>
+          <w:rStyle w:val="HTMLCode"/>
+        </w:rPr>
+        <w:t xml:space="preserve">  </w:t>
+      </w:r>
+      <w:proofErr w:type="spellStart"/>
+      <w:r>
+        <w:rPr>
+          <w:rStyle w:val="HTMLCode"/>
+        </w:rPr>
+        <w:t>const</w:t>
+      </w:r>
+      <w:proofErr w:type="spellEnd"/>
+      <w:r>
+        <w:rPr>
+          <w:rStyle w:val="HTMLCode"/>
+        </w:rPr>
+        <w:t xml:space="preserve"> </w:t>
+      </w:r>
+      <w:proofErr w:type="spellStart"/>
+      <w:r>
+        <w:rPr>
+          <w:rStyle w:val="HTMLCode"/>
+        </w:rPr>
+        <w:t>addNote</w:t>
+      </w:r>
+      <w:proofErr w:type="spellEnd"/>
+      <w:r>
+        <w:rPr>
+          <w:rStyle w:val="HTMLCode"/>
+        </w:rPr>
+        <w:t xml:space="preserve"> = </w:t>
+      </w:r>
+      <w:proofErr w:type="spellStart"/>
+      <w:r>
+        <w:rPr>
+          <w:rStyle w:val="HTMLCode"/>
+        </w:rPr>
+        <w:t>async</w:t>
+      </w:r>
+      <w:proofErr w:type="spellEnd"/>
+      <w:r>
+        <w:rPr>
+          <w:rStyle w:val="HTMLCode"/>
+        </w:rPr>
+        <w:t xml:space="preserve"> () =&gt; {</w:t>
+      </w:r>
+    </w:p>
+    <w:p>
+      <w:pPr>
+        <w:pStyle w:val="HTMLPreformatted"/>
+        <w:rPr>
+          <w:rStyle w:val="HTMLCode"/>
+        </w:rPr>
+      </w:pPr>
+      <w:r>
+        <w:rPr>
+          <w:rStyle w:val="HTMLCode"/>
+        </w:rPr>
+        <w:t xml:space="preserve">    </w:t>
+      </w:r>
+      <w:proofErr w:type="spellStart"/>
+      <w:r>
+        <w:rPr>
+          <w:rStyle w:val="HTMLCode"/>
+        </w:rPr>
+        <w:t>const</w:t>
+      </w:r>
+      <w:proofErr w:type="spellEnd"/>
+      <w:r>
+        <w:rPr>
+          <w:rStyle w:val="HTMLCode"/>
+        </w:rPr>
+        <w:t xml:space="preserve"> res = await </w:t>
+      </w:r>
+      <w:proofErr w:type="gramStart"/>
+      <w:r>
+        <w:rPr>
+          <w:rStyle w:val="HTMLCode"/>
+        </w:rPr>
+        <w:t>fetch(</w:t>
+      </w:r>
+      <w:proofErr w:type="gramEnd"/>
+      <w:r>
+        <w:rPr>
+          <w:rStyle w:val="HTMLCode"/>
+        </w:rPr>
+        <w:t>"http://localhost:3001/notes", {</w:t>
+      </w:r>
+    </w:p>
+    <w:p>
+      <w:pPr>
+        <w:pStyle w:val="HTMLPreformatted"/>
+        <w:rPr>
+          <w:rStyle w:val="HTMLCode"/>
+        </w:rPr>
+      </w:pPr>
+      <w:r>
+        <w:rPr>
+          <w:rStyle w:val="HTMLCode"/>
+        </w:rPr>
+        <w:t xml:space="preserve">      method: "POST",</w:t>
+      </w:r>
+    </w:p>
+    <w:p>
+      <w:pPr>
+        <w:pStyle w:val="HTMLPreformatted"/>
+        <w:rPr>
+          <w:rStyle w:val="HTMLCode"/>
+        </w:rPr>
+      </w:pPr>
+      <w:r>
+        <w:rPr>
+          <w:rStyle w:val="HTMLCode"/>
+        </w:rPr>
+        <w:t xml:space="preserve">      headers: </w:t>
+      </w:r>
+      <w:proofErr w:type="gramStart"/>
+      <w:r>
+        <w:rPr>
+          <w:rStyle w:val="HTMLCode"/>
+        </w:rPr>
+        <w:t>{ "</w:t>
+      </w:r>
+      <w:proofErr w:type="gramEnd"/>
+      <w:r>
+        <w:rPr>
+          <w:rStyle w:val="HTMLCode"/>
+        </w:rPr>
+        <w:t>Content-Type": "application/</w:t>
+      </w:r>
+      <w:proofErr w:type="spellStart"/>
+      <w:r>
+        <w:rPr>
+          <w:rStyle w:val="HTMLCode"/>
+        </w:rPr>
+        <w:t>json</w:t>
+      </w:r>
+      <w:proofErr w:type="spellEnd"/>
+      <w:r>
+        <w:rPr>
+          <w:rStyle w:val="HTMLCode"/>
+        </w:rPr>
+        <w:t>" },</w:t>
+      </w:r>
+    </w:p>
+    <w:p>
+      <w:pPr>
+        <w:pStyle w:val="HTMLPreformatted"/>
+        <w:rPr>
+          <w:rStyle w:val="HTMLCode"/>
+        </w:rPr>
+      </w:pPr>
+      <w:r>
+        <w:rPr>
+          <w:rStyle w:val="HTMLCode"/>
+        </w:rPr>
+        <w:t xml:space="preserve">      body: </w:t>
+      </w:r>
+      <w:proofErr w:type="spellStart"/>
+      <w:r>
+        <w:rPr>
+          <w:rStyle w:val="HTMLCode"/>
+        </w:rPr>
+        <w:t>JSON.stringify</w:t>
+      </w:r>
+      <w:proofErr w:type="spellEnd"/>
+      <w:proofErr w:type="gramStart"/>
+      <w:r>
+        <w:rPr>
+          <w:rStyle w:val="HTMLCode"/>
+        </w:rPr>
+        <w:t>({ text</w:t>
+      </w:r>
+      <w:proofErr w:type="gramEnd"/>
+      <w:r>
+        <w:rPr>
+          <w:rStyle w:val="HTMLCode"/>
+        </w:rPr>
+        <w:t xml:space="preserve"> })</w:t>
+      </w:r>
+    </w:p>
+    <w:p>
+      <w:pPr>
+        <w:pStyle w:val="HTMLPreformatted"/>
+        <w:rPr>
+          <w:rStyle w:val="HTMLCode"/>
+        </w:rPr>
+      </w:pPr>
+      <w:r>
+        <w:rPr>
+          <w:rStyle w:val="HTMLCode"/>
+        </w:rPr>
+        <w:t xml:space="preserve">    });</w:t>
+      </w:r>
+    </w:p>
+    <w:p>
+      <w:pPr>
+        <w:pStyle w:val="HTMLPreformatted"/>
+        <w:rPr>
+          <w:rStyle w:val="HTMLCode"/>
+        </w:rPr>
+      </w:pPr>
+    </w:p>
+    <w:p>
+      <w:pPr>
+        <w:pStyle w:val="HTMLPreformatted"/>
+        <w:rPr>
+          <w:rStyle w:val="HTMLCode"/>
+        </w:rPr>
+      </w:pPr>
+      <w:r>
+        <w:rPr>
+          <w:rStyle w:val="HTMLCode"/>
+        </w:rPr>
+        <w:t xml:space="preserve">    </w:t>
+      </w:r>
+      <w:proofErr w:type="spellStart"/>
+      <w:r>
+        <w:rPr>
+          <w:rStyle w:val="HTMLCode"/>
+        </w:rPr>
+        <w:t>const</w:t>
+      </w:r>
+      <w:proofErr w:type="spellEnd"/>
+      <w:r>
+        <w:rPr>
+          <w:rStyle w:val="HTMLCode"/>
+        </w:rPr>
+        <w:t xml:space="preserve"> </w:t>
+      </w:r>
+      <w:proofErr w:type="spellStart"/>
+      <w:r>
+        <w:rPr>
+          <w:rStyle w:val="HTMLCode"/>
+        </w:rPr>
+        <w:t>newNote</w:t>
+      </w:r>
+      <w:proofErr w:type="spellEnd"/>
+      <w:r>
+        <w:rPr>
+          <w:rStyle w:val="HTMLCode"/>
+        </w:rPr>
+        <w:t xml:space="preserve"> = await </w:t>
+      </w:r>
+      <w:proofErr w:type="spellStart"/>
+      <w:proofErr w:type="gramStart"/>
+      <w:r>
+        <w:rPr>
+          <w:rStyle w:val="HTMLCode"/>
+        </w:rPr>
+        <w:t>res.json</w:t>
+      </w:r>
+      <w:proofErr w:type="spellEnd"/>
+      <w:proofErr w:type="gramEnd"/>
+      <w:r>
+        <w:rPr>
+          <w:rStyle w:val="HTMLCode"/>
+        </w:rPr>
+        <w:t>();</w:t>
+      </w:r>
+    </w:p>
+    <w:p>
+      <w:pPr>
+        <w:pStyle w:val="HTMLPreformatted"/>
+        <w:rPr>
+          <w:rStyle w:val="HTMLCode"/>
+        </w:rPr>
+      </w:pPr>
+      <w:r>
+        <w:rPr>
+          <w:rStyle w:val="HTMLCode"/>
+        </w:rPr>
+        <w:t xml:space="preserve">    </w:t>
+      </w:r>
+      <w:proofErr w:type="spellStart"/>
+      <w:proofErr w:type="gramStart"/>
+      <w:r>
+        <w:rPr>
+          <w:rStyle w:val="HTMLCode"/>
+        </w:rPr>
+        <w:t>setNotes</w:t>
+      </w:r>
+      <w:proofErr w:type="spellEnd"/>
+      <w:r>
+        <w:rPr>
+          <w:rStyle w:val="HTMLCode"/>
+        </w:rPr>
+        <w:t>(</w:t>
+      </w:r>
+      <w:proofErr w:type="gramEnd"/>
+      <w:r>
+        <w:rPr>
+          <w:rStyle w:val="HTMLCode"/>
+        </w:rPr>
+        <w:t xml:space="preserve">[...notes, </w:t>
+      </w:r>
+      <w:proofErr w:type="spellStart"/>
+      <w:r>
+        <w:rPr>
+          <w:rStyle w:val="HTMLCode"/>
+        </w:rPr>
+        <w:t>newNote</w:t>
+      </w:r>
+      <w:proofErr w:type="spellEnd"/>
+      <w:r>
+        <w:rPr>
+          <w:rStyle w:val="HTMLCode"/>
+        </w:rPr>
+        <w:t>]);</w:t>
+      </w:r>
+    </w:p>
+    <w:p>
+      <w:pPr>
+        <w:pStyle w:val="HTMLPreformatted"/>
+        <w:rPr>
+          <w:rStyle w:val="HTMLCode"/>
+        </w:rPr>
+      </w:pPr>
+      <w:r>
+        <w:rPr>
+          <w:rStyle w:val="HTMLCode"/>
+        </w:rPr>
+        <w:t xml:space="preserve">    </w:t>
+      </w:r>
+      <w:proofErr w:type="spellStart"/>
+      <w:proofErr w:type="gramStart"/>
+      <w:r>
+        <w:rPr>
+          <w:rStyle w:val="HTMLCode"/>
+        </w:rPr>
+        <w:t>setText</w:t>
+      </w:r>
+      <w:proofErr w:type="spellEnd"/>
+      <w:r>
+        <w:rPr>
+          <w:rStyle w:val="HTMLCode"/>
+        </w:rPr>
+        <w:t>(</w:t>
+      </w:r>
+      <w:proofErr w:type="gramEnd"/>
+      <w:r>
+        <w:rPr>
+          <w:rStyle w:val="HTMLCode"/>
+        </w:rPr>
+        <w:t>"");</w:t>
+      </w:r>
+    </w:p>
+    <w:p>
+      <w:pPr>
+        <w:pStyle w:val="HTMLPreformatted"/>
+        <w:rPr>
+          <w:rStyle w:val="HTMLCode"/>
+        </w:rPr>
+      </w:pPr>
+      <w:r>
+        <w:rPr>
+          <w:rStyle w:val="HTMLCode"/>
+        </w:rPr>
+        <w:t xml:space="preserve">  };</w:t>
+      </w:r>
+    </w:p>
+    <w:p>
+      <w:pPr>
+        <w:pStyle w:val="HTMLPreformatted"/>
+        <w:rPr>
+          <w:rStyle w:val="HTMLCode"/>
+        </w:rPr>
+      </w:pPr>
+    </w:p>
+    <w:p>
+      <w:pPr>
+        <w:pStyle w:val="HTMLPreformatted"/>
+        <w:rPr>
+          <w:rStyle w:val="HTMLCode"/>
+        </w:rPr>
+      </w:pPr>
+      <w:r>
+        <w:rPr>
+          <w:rStyle w:val="HTMLCode"/>
+        </w:rPr>
+        <w:t xml:space="preserve">  // DELETE</w:t>
+      </w:r>
+    </w:p>
+    <w:p>
+      <w:pPr>
+        <w:pStyle w:val="HTMLPreformatted"/>
+        <w:rPr>
+          <w:rStyle w:val="HTMLCode"/>
+        </w:rPr>
+      </w:pPr>
+      <w:r>
+        <w:rPr>
+          <w:rStyle w:val="HTMLCode"/>
+        </w:rPr>
+        <w:t xml:space="preserve">  </w:t>
+      </w:r>
+      <w:proofErr w:type="spellStart"/>
+      <w:r>
+        <w:rPr>
+          <w:rStyle w:val="HTMLCode"/>
+        </w:rPr>
+        <w:t>const</w:t>
+      </w:r>
+      <w:proofErr w:type="spellEnd"/>
+      <w:r>
+        <w:rPr>
+          <w:rStyle w:val="HTMLCode"/>
+        </w:rPr>
+        <w:t xml:space="preserve"> </w:t>
+      </w:r>
+      <w:proofErr w:type="spellStart"/>
+      <w:r>
+        <w:rPr>
+          <w:rStyle w:val="HTMLCode"/>
+        </w:rPr>
+        <w:t>deleteNote</w:t>
+      </w:r>
+      <w:proofErr w:type="spellEnd"/>
+      <w:r>
+        <w:rPr>
+          <w:rStyle w:val="HTMLCode"/>
+        </w:rPr>
+        <w:t xml:space="preserve"> = </w:t>
+      </w:r>
+      <w:proofErr w:type="spellStart"/>
+      <w:r>
+        <w:rPr>
+          <w:rStyle w:val="HTMLCode"/>
+        </w:rPr>
+        <w:t>async</w:t>
+      </w:r>
+      <w:proofErr w:type="spellEnd"/>
+      <w:r>
+        <w:rPr>
+          <w:rStyle w:val="HTMLCode"/>
+        </w:rPr>
+        <w:t xml:space="preserve"> (id) =&gt; {</w:t>
+      </w:r>
+    </w:p>
+    <w:p>
+      <w:pPr>
+        <w:pStyle w:val="HTMLPreformatted"/>
+        <w:rPr>
+          <w:rStyle w:val="HTMLCode"/>
+        </w:rPr>
+      </w:pPr>
+      <w:r>
+        <w:rPr>
+          <w:rStyle w:val="HTMLCode"/>
+        </w:rPr>
+        <w:t xml:space="preserve">    await fetch(`http://localhost:3001/notes/${id}`, {</w:t>
+      </w:r>
+    </w:p>
+    <w:p>
+      <w:pPr>
+        <w:pStyle w:val="HTMLPreformatted"/>
+        <w:rPr>
+          <w:rStyle w:val="HTMLCode"/>
+        </w:rPr>
+      </w:pPr>
+      <w:r>
+        <w:rPr>
+          <w:rStyle w:val="HTMLCode"/>
+        </w:rPr>
+        <w:t xml:space="preserve">      method: "DELETE"</w:t>
+      </w:r>
+    </w:p>
+    <w:p>
+      <w:pPr>
+        <w:pStyle w:val="HTMLPreformatted"/>
+        <w:rPr>
+          <w:rStyle w:val="HTMLCode"/>
+        </w:rPr>
+      </w:pPr>
+      <w:r>
+        <w:rPr>
+          <w:rStyle w:val="HTMLCode"/>
+        </w:rPr>
+        <w:t xml:space="preserve">    });</w:t>
+      </w:r>
+    </w:p>
+    <w:p>
+      <w:pPr>
+        <w:pStyle w:val="HTMLPreformatted"/>
+        <w:rPr>
+          <w:rStyle w:val="HTMLCode"/>
+        </w:rPr>
+      </w:pPr>
+    </w:p>
+    <w:p>
+      <w:pPr>
+        <w:pStyle w:val="HTMLPreformatted"/>
+        <w:rPr>
+          <w:rStyle w:val="HTMLCode"/>
+        </w:rPr>
+      </w:pPr>
+      <w:r>
+        <w:rPr>
+          <w:rStyle w:val="HTMLCode"/>
+        </w:rPr>
+        <w:t xml:space="preserve">    </w:t>
+      </w:r>
+      <w:proofErr w:type="spellStart"/>
+      <w:proofErr w:type="gramStart"/>
+      <w:r>
+        <w:rPr>
+          <w:rStyle w:val="HTMLCode"/>
+        </w:rPr>
+        <w:t>setNotes</w:t>
+      </w:r>
+      <w:proofErr w:type="spellEnd"/>
+      <w:r>
+        <w:rPr>
+          <w:rStyle w:val="HTMLCode"/>
+        </w:rPr>
+        <w:t>(</w:t>
+      </w:r>
+      <w:proofErr w:type="spellStart"/>
+      <w:proofErr w:type="gramEnd"/>
+      <w:r>
+        <w:rPr>
+          <w:rStyle w:val="HTMLCode"/>
+        </w:rPr>
+        <w:t>notes.filter</w:t>
+      </w:r>
+      <w:proofErr w:type="spellEnd"/>
+      <w:r>
+        <w:rPr>
+          <w:rStyle w:val="HTMLCode"/>
+        </w:rPr>
+        <w:t>(n =&gt; n.id !== id));</w:t>
+      </w:r>
+    </w:p>
+    <w:p>
+      <w:pPr>
+        <w:pStyle w:val="HTMLPreformatted"/>
+        <w:rPr>
+          <w:rStyle w:val="HTMLCode"/>
+        </w:rPr>
+      </w:pPr>
+      <w:r>
+        <w:rPr>
+          <w:rStyle w:val="HTMLCode"/>
+        </w:rPr>
+        <w:t xml:space="preserve">  };</w:t>
+      </w:r>
+    </w:p>
+    <w:p>
+      <w:pPr>
+        <w:pStyle w:val="HTMLPreformatted"/>
+        <w:rPr>
+          <w:rStyle w:val="HTMLCode"/>
+        </w:rPr>
+      </w:pPr>
+    </w:p>
+    <w:p>
+      <w:pPr>
+        <w:pStyle w:val="HTMLPreformatted"/>
+        <w:rPr>
+          <w:rStyle w:val="HTMLCode"/>
+        </w:rPr>
+      </w:pPr>
+      <w:r>
+        <w:rPr>
+          <w:rStyle w:val="HTMLCode"/>
+        </w:rPr>
+        <w:t xml:space="preserve">  return (</w:t>
+      </w:r>
+    </w:p>
+    <w:p>
+      <w:pPr>
+        <w:pStyle w:val="HTMLPreformatted"/>
+        <w:rPr>
+          <w:rStyle w:val="HTMLCode"/>
+        </w:rPr>
+      </w:pPr>
+      <w:r>
+        <w:rPr>
+          <w:rStyle w:val="HTMLCode"/>
+        </w:rPr>
+        <w:t xml:space="preserve">    &lt;div&gt;</w:t>
+      </w:r>
+    </w:p>
+    <w:p>
+      <w:pPr>
+        <w:pStyle w:val="HTMLPreformatted"/>
+        <w:rPr>
+          <w:rStyle w:val="HTMLCode"/>
+        </w:rPr>
+      </w:pPr>
+      <w:r>
+        <w:rPr>
+          <w:rStyle w:val="HTMLCode"/>
+        </w:rPr>
+        <w:t xml:space="preserve">      &lt;h1&gt;Notes App&lt;/h1&gt;</w:t>
+      </w:r>
+    </w:p>
+    <w:p>
+      <w:pPr>
+        <w:pStyle w:val="HTMLPreformatted"/>
+        <w:rPr>
+          <w:rStyle w:val="HTMLCode"/>
+        </w:rPr>
+      </w:pPr>
+    </w:p>
+    <w:p>
+      <w:pPr>
+        <w:pStyle w:val="HTMLPreformatted"/>
+        <w:rPr>
+          <w:rStyle w:val="HTMLCode"/>
+        </w:rPr>
+      </w:pPr>
+      <w:r>
+        <w:rPr>
+          <w:rStyle w:val="HTMLCode"/>
+        </w:rPr>
+        <w:t xml:space="preserve">      &lt;input</w:t>
+      </w:r>
+    </w:p>
+    <w:p>
+      <w:pPr>
+        <w:pStyle w:val="HTMLPreformatted"/>
+        <w:rPr>
+          <w:rStyle w:val="HTMLCode"/>
+        </w:rPr>
+      </w:pPr>
+      <w:r>
+        <w:rPr>
+          <w:rStyle w:val="HTMLCode"/>
+        </w:rPr>
+        <w:t xml:space="preserve">        value={text}</w:t>
+      </w:r>
+    </w:p>
+    <w:p>
+      <w:pPr>
+        <w:pStyle w:val="HTMLPreformatted"/>
+        <w:rPr>
+          <w:rStyle w:val="HTMLCode"/>
+        </w:rPr>
+      </w:pPr>
+      <w:r>
+        <w:rPr>
+          <w:rStyle w:val="HTMLCode"/>
+        </w:rPr>
+        <w:lastRenderedPageBreak/>
+        <w:t xml:space="preserve">        </w:t>
+      </w:r>
+      <w:proofErr w:type="spellStart"/>
+      <w:r>
+        <w:rPr>
+          <w:rStyle w:val="HTMLCode"/>
+        </w:rPr>
+        <w:t>onChange</w:t>
+      </w:r>
+      <w:proofErr w:type="spellEnd"/>
+      <w:r>
+        <w:rPr>
+          <w:rStyle w:val="HTMLCode"/>
+        </w:rPr>
+        <w:t xml:space="preserve">={(e) =&gt; </w:t>
+      </w:r>
+      <w:proofErr w:type="spellStart"/>
+      <w:r>
+        <w:rPr>
+          <w:rStyle w:val="HTMLCode"/>
+        </w:rPr>
+        <w:t>setText</w:t>
+      </w:r>
+      <w:proofErr w:type="spellEnd"/>
+      <w:r>
+        <w:rPr>
+          <w:rStyle w:val="HTMLCode"/>
+        </w:rPr>
+        <w:t>(</w:t>
+      </w:r>
+      <w:proofErr w:type="spellStart"/>
+      <w:proofErr w:type="gramStart"/>
+      <w:r>
+        <w:rPr>
+          <w:rStyle w:val="HTMLCode"/>
+        </w:rPr>
+        <w:t>e.target</w:t>
+      </w:r>
+      <w:proofErr w:type="gramEnd"/>
+      <w:r>
+        <w:rPr>
+          <w:rStyle w:val="HTMLCode"/>
+        </w:rPr>
+        <w:t>.value</w:t>
+      </w:r>
+      <w:proofErr w:type="spellEnd"/>
+      <w:r>
+        <w:rPr>
+          <w:rStyle w:val="HTMLCode"/>
+        </w:rPr>
+        <w:t>)}</w:t>
+      </w:r>
+    </w:p>
+    <w:p>
+      <w:pPr>
+        <w:pStyle w:val="HTMLPreformatted"/>
+        <w:rPr>
+          <w:rStyle w:val="HTMLCode"/>
+        </w:rPr>
+      </w:pPr>
+      <w:r>
+        <w:rPr>
+          <w:rStyle w:val="HTMLCode"/>
+        </w:rPr>
+        <w:t xml:space="preserve">      /&gt;</w:t>
+      </w:r>
+    </w:p>
+    <w:p>
+      <w:pPr>
+        <w:pStyle w:val="HTMLPreformatted"/>
+        <w:rPr>
+          <w:rStyle w:val="HTMLCode"/>
+        </w:rPr>
+      </w:pPr>
+      <w:r>
+        <w:rPr>
+          <w:rStyle w:val="HTMLCode"/>
+        </w:rPr>
+        <w:t xml:space="preserve">      &lt;button </w:t>
+      </w:r>
+      <w:proofErr w:type="spellStart"/>
+      <w:r>
+        <w:rPr>
+          <w:rStyle w:val="HTMLCode"/>
+        </w:rPr>
+        <w:t>onClick</w:t>
+      </w:r>
+      <w:proofErr w:type="spellEnd"/>
+      <w:r>
+        <w:rPr>
+          <w:rStyle w:val="HTMLCode"/>
+        </w:rPr>
+        <w:t>={</w:t>
+      </w:r>
+      <w:proofErr w:type="spellStart"/>
+      <w:r>
+        <w:rPr>
+          <w:rStyle w:val="HTMLCode"/>
+        </w:rPr>
+        <w:t>addNote</w:t>
+      </w:r>
+      <w:proofErr w:type="spellEnd"/>
+      <w:r>
+        <w:rPr>
+          <w:rStyle w:val="HTMLCode"/>
+        </w:rPr>
+        <w:t>}&gt;Add&lt;/button&gt;</w:t>
+      </w:r>
+    </w:p>
+    <w:p>
+      <w:pPr>
+        <w:pStyle w:val="HTMLPreformatted"/>
+        <w:rPr>
+          <w:rStyle w:val="HTMLCode"/>
+        </w:rPr>
+      </w:pPr>
+    </w:p>
+    <w:p>
+      <w:pPr>
+        <w:pStyle w:val="HTMLPreformatted"/>
+        <w:rPr>
+          <w:rStyle w:val="HTMLCode"/>
+        </w:rPr>
+      </w:pPr>
+      <w:r>
+        <w:rPr>
+          <w:rStyle w:val="HTMLCode"/>
+        </w:rPr>
+        <w:t xml:space="preserve">      &lt;</w:t>
+      </w:r>
+      <w:proofErr w:type="spellStart"/>
+      <w:r>
+        <w:rPr>
+          <w:rStyle w:val="HTMLCode"/>
+        </w:rPr>
+        <w:t>ul</w:t>
+      </w:r>
+      <w:proofErr w:type="spellEnd"/>
+      <w:r>
+        <w:rPr>
+          <w:rStyle w:val="HTMLCode"/>
+        </w:rPr>
+        <w:t>&gt;</w:t>
+      </w:r>
+    </w:p>
+    <w:p>
+      <w:pPr>
+        <w:pStyle w:val="HTMLPreformatted"/>
+        <w:rPr>
+          <w:rStyle w:val="HTMLCode"/>
+        </w:rPr>
+      </w:pPr>
+      <w:r>
+        <w:rPr>
+          <w:rStyle w:val="HTMLCode"/>
+        </w:rPr>
+        <w:t xml:space="preserve">        {</w:t>
+      </w:r>
+      <w:proofErr w:type="spellStart"/>
+      <w:proofErr w:type="gramStart"/>
+      <w:r>
+        <w:rPr>
+          <w:rStyle w:val="HTMLCode"/>
+        </w:rPr>
+        <w:t>notes.map</w:t>
+      </w:r>
+      <w:proofErr w:type="spellEnd"/>
+      <w:r>
+        <w:rPr>
+          <w:rStyle w:val="HTMLCode"/>
+        </w:rPr>
+        <w:t>(</w:t>
+      </w:r>
+      <w:proofErr w:type="gramEnd"/>
+      <w:r>
+        <w:rPr>
+          <w:rStyle w:val="HTMLCode"/>
+        </w:rPr>
+        <w:t>note =&gt; (</w:t>
+      </w:r>
+    </w:p>
+    <w:p>
+      <w:pPr>
+        <w:pStyle w:val="HTMLPreformatted"/>
+        <w:rPr>
+          <w:rStyle w:val="HTMLCode"/>
+        </w:rPr>
+      </w:pPr>
+      <w:r>
+        <w:rPr>
+          <w:rStyle w:val="HTMLCode"/>
+        </w:rPr>
+        <w:t xml:space="preserve">          &lt;li key={note.id}&gt;</w:t>
+      </w:r>
+    </w:p>
+    <w:p>
+      <w:pPr>
+        <w:pStyle w:val="HTMLPreformatted"/>
+        <w:rPr>
+          <w:rStyle w:val="HTMLCode"/>
+        </w:rPr>
+      </w:pPr>
+      <w:r>
+        <w:rPr>
+          <w:rStyle w:val="HTMLCode"/>
+        </w:rPr>
+        <w:t xml:space="preserve">            {</w:t>
+      </w:r>
+      <w:proofErr w:type="spellStart"/>
+      <w:r>
+        <w:rPr>
+          <w:rStyle w:val="HTMLCode"/>
+        </w:rPr>
+        <w:t>note.text</w:t>
+      </w:r>
+      <w:proofErr w:type="spellEnd"/>
+      <w:r>
+        <w:rPr>
+          <w:rStyle w:val="HTMLCode"/>
+        </w:rPr>
+        <w:t>}</w:t>
+      </w:r>
+    </w:p>
+    <w:p>
+      <w:pPr>
+        <w:pStyle w:val="HTMLPreformatted"/>
+        <w:rPr>
+          <w:rStyle w:val="HTMLCode"/>
+        </w:rPr>
+      </w:pPr>
+      <w:r>
+        <w:rPr>
+          <w:rStyle w:val="HTMLCode"/>
+        </w:rPr>
+        <w:t xml:space="preserve">            &lt;button </w:t>
+      </w:r>
+      <w:proofErr w:type="spellStart"/>
+      <w:r>
+        <w:rPr>
+          <w:rStyle w:val="HTMLCode"/>
+        </w:rPr>
+        <w:t>onClick</w:t>
+      </w:r>
+      <w:proofErr w:type="spellEnd"/>
+      <w:proofErr w:type="gramStart"/>
+      <w:r>
+        <w:rPr>
+          <w:rStyle w:val="HTMLCode"/>
+        </w:rPr>
+        <w:t>={</w:t>
+      </w:r>
+      <w:proofErr w:type="gramEnd"/>
+      <w:r>
+        <w:rPr>
+          <w:rStyle w:val="HTMLCode"/>
+        </w:rPr>
+        <w:t xml:space="preserve">() =&gt; </w:t>
+      </w:r>
+      <w:proofErr w:type="spellStart"/>
+      <w:r>
+        <w:rPr>
+          <w:rStyle w:val="HTMLCode"/>
+        </w:rPr>
+        <w:t>deleteNote</w:t>
+      </w:r>
+      <w:proofErr w:type="spellEnd"/>
+      <w:r>
+        <w:rPr>
+          <w:rStyle w:val="HTMLCode"/>
+        </w:rPr>
+        <w:t>(note.id)}&gt;Delete&lt;/button&gt;</w:t>
+      </w:r>
+    </w:p>
+    <w:p>
+      <w:pPr>
+        <w:pStyle w:val="HTMLPreformatted"/>
+        <w:rPr>
+          <w:rStyle w:val="HTMLCode"/>
+        </w:rPr>
+      </w:pPr>
+      <w:r>
+        <w:rPr>
+          <w:rStyle w:val="HTMLCode"/>
+        </w:rPr>
+        <w:t xml:space="preserve">          &lt;/li&gt;</w:t>
+      </w:r>
+    </w:p>
+    <w:p>
+      <w:pPr>
+        <w:pStyle w:val="HTMLPreformatted"/>
+        <w:rPr>
+          <w:rStyle w:val="HTMLCode"/>
+        </w:rPr>
+      </w:pPr>
+      <w:r>
+        <w:rPr>
+          <w:rStyle w:val="HTMLCode"/>
+        </w:rPr>
+        <w:t xml:space="preserve">        ))}</w:t>
+      </w:r>
+    </w:p>
+    <w:p>
+      <w:pPr>
+        <w:pStyle w:val="HTMLPreformatted"/>
+        <w:rPr>
+          <w:rStyle w:val="HTMLCode"/>
+        </w:rPr>
+      </w:pPr>
+      <w:r>
+        <w:rPr>
+          <w:rStyle w:val="HTMLCode"/>
+        </w:rPr>
+        <w:t xml:space="preserve">      &lt;/</w:t>
+      </w:r>
+      <w:proofErr w:type="spellStart"/>
+      <w:r>
+        <w:rPr>
+          <w:rStyle w:val="HTMLCode"/>
+        </w:rPr>
+        <w:t>ul</w:t>
+      </w:r>
+      <w:proofErr w:type="spellEnd"/>
+      <w:r>
+        <w:rPr>
+          <w:rStyle w:val="HTMLCode"/>
+        </w:rPr>
+        <w:t>&gt;</w:t>
+      </w:r>
+    </w:p>
+    <w:p>
+      <w:pPr>
+        <w:pStyle w:val="HTMLPreformatted"/>
+        <w:rPr>
+          <w:rStyle w:val="HTMLCode"/>
+        </w:rPr>
+      </w:pPr>
+      <w:r>
+        <w:rPr>
+          <w:rStyle w:val="HTMLCode"/>
+        </w:rPr>
+        <w:t xml:space="preserve">    &lt;/div&gt;</w:t>
+      </w:r>
+    </w:p>
+    <w:p>
+      <w:pPr>
+        <w:pStyle w:val="HTMLPreformatted"/>
+        <w:rPr>
+          <w:rStyle w:val="HTMLCode"/>
+        </w:rPr>
+      </w:pPr>
+      <w:r>
+        <w:rPr>
+          <w:rStyle w:val="HTMLCode"/>
+        </w:rPr>
+        <w:t xml:space="preserve">  );</w:t>
+      </w:r>
+    </w:p>
+    <w:p>
+      <w:pPr>
+        <w:pStyle w:val="HTMLPreformatted"/>
+        <w:rPr>
+          <w:rStyle w:val="HTMLCode"/>
+        </w:rPr>
+      </w:pPr>
+      <w:r>
+        <w:rPr>
+          <w:rStyle w:val="HTMLCode"/>
+        </w:rPr>
+        <w:t>}</w:t>
+      </w:r>
+    </w:p>
+    <w:p>
+      <w:pPr>
+        <w:pStyle w:val="HTMLPreformatted"/>
+        <w:rPr>
+          <w:rStyle w:val="HTMLCode"/>
+        </w:rPr>
+      </w:pPr>
+    </w:p>
+    <w:p>
+      <w:pPr>
+        <w:pStyle w:val="HTMLPreformatted"/>
+        <w:rPr>
+          <w:rStyle w:val="HTMLCode"/>
+        </w:rPr>
+      </w:pPr>
+      <w:r>
+        <w:rPr>
+          <w:rStyle w:val="HTMLCode"/>
+        </w:rPr>
+        <w:t>export default App;</w:t>
+      </w:r>
+    </w:p>
+    <w:p>
+      <w:r>
+        <w:pict>
+          <v:rect id="_x0000_i1101" style="width:0;height:1.5pt" o:hralign="center" o:hrstd="t" o:hr="t" fillcolor="#a0a0a0" stroked="f"/>
+        </w:pict>
+      </w:r>
+    </w:p>
+    <w:p>
+      <w:pPr>
+        <w:pStyle w:val="Heading1"/>
+      </w:pPr>
+      <w:r>
+        <w:rPr>
+          <w:rFonts w:ascii="Segoe UI Symbol" w:hAnsi="Segoe UI Symbol" w:cs="Segoe UI Symbol"/>
+        </w:rPr>
+        <w:t>🔄</w:t>
+      </w:r>
+      <w:r>
+        <w:t xml:space="preserve"> 7. AJAX Flow (Visual Concept)</w:t>
+      </w:r>
+    </w:p>
+    <w:p>
+      <w:pPr>
+        <w:pStyle w:val="HTMLPreformatted"/>
+        <w:rPr>
+          <w:rStyle w:val="HTMLCode"/>
+        </w:rPr>
+      </w:pPr>
+      <w:r>
+        <w:rPr>
+          <w:rStyle w:val="HTMLCode"/>
+        </w:rPr>
+        <w:t>User clicks "Add"</w:t>
+      </w:r>
+    </w:p>
+    <w:p>
+      <w:pPr>
+        <w:pStyle w:val="HTMLPreformatted"/>
+        <w:rPr>
+          <w:rStyle w:val="HTMLCode"/>
+        </w:rPr>
+      </w:pPr>
+      <w:r>
+        <w:rPr>
+          <w:rStyle w:val="HTMLCode"/>
+        </w:rPr>
+        <w:t xml:space="preserve">   ↓</w:t>
+      </w:r>
+    </w:p>
+    <w:p>
+      <w:pPr>
+        <w:pStyle w:val="HTMLPreformatted"/>
+        <w:rPr>
+          <w:rStyle w:val="HTMLCode"/>
+        </w:rPr>
+      </w:pPr>
+      <w:r>
+        <w:rPr>
+          <w:rStyle w:val="HTMLCode"/>
+        </w:rPr>
+        <w:t>React sends POST request</w:t>
+      </w:r>
+    </w:p>
+    <w:p>
+      <w:pPr>
+        <w:pStyle w:val="HTMLPreformatted"/>
+        <w:rPr>
+          <w:rStyle w:val="HTMLCode"/>
+        </w:rPr>
+      </w:pPr>
+      <w:r>
+        <w:rPr>
+          <w:rStyle w:val="HTMLCode"/>
+        </w:rPr>
+        <w:t xml:space="preserve">   ↓</w:t>
+      </w:r>
+    </w:p>
+    <w:p>
+      <w:pPr>
+        <w:pStyle w:val="HTMLPreformatted"/>
+        <w:rPr>
+          <w:rStyle w:val="HTMLCode"/>
+        </w:rPr>
+      </w:pPr>
+      <w:proofErr w:type="spellStart"/>
+      <w:r>
+        <w:rPr>
+          <w:rStyle w:val="HTMLCode"/>
+        </w:rPr>
+        <w:t>json</w:t>
+      </w:r>
+      <w:proofErr w:type="spellEnd"/>
+      <w:r>
+        <w:rPr>
+          <w:rStyle w:val="HTMLCode"/>
+        </w:rPr>
+        <w:t>-server saves data</w:t>
+      </w:r>
+    </w:p>
+    <w:p>
+      <w:pPr>
+        <w:pStyle w:val="HTMLPreformatted"/>
+        <w:rPr>
+          <w:rStyle w:val="HTMLCode"/>
+        </w:rPr>
+      </w:pPr>
+      <w:r>
+        <w:rPr>
+          <w:rStyle w:val="HTMLCode"/>
+        </w:rPr>
+        <w:t xml:space="preserve">   ↓</w:t>
+      </w:r>
+    </w:p>
+    <w:p>
+      <w:pPr>
+        <w:pStyle w:val="HTMLPreformatted"/>
+        <w:rPr>
+          <w:rStyle w:val="HTMLCode"/>
+        </w:rPr>
+      </w:pPr>
+      <w:r>
+        <w:rPr>
+          <w:rStyle w:val="HTMLCode"/>
+        </w:rPr>
+        <w:t>Response returned</w:t>
+      </w:r>
+    </w:p>
+    <w:p>
+      <w:pPr>
+        <w:pStyle w:val="HTMLPreformatted"/>
+        <w:rPr>
+          <w:rStyle w:val="HTMLCode"/>
+        </w:rPr>
+      </w:pPr>
+      <w:r>
+        <w:rPr>
+          <w:rStyle w:val="HTMLCode"/>
+        </w:rPr>
+        <w:t xml:space="preserve">   ↓</w:t>
+      </w:r>
+    </w:p>
+    <w:p>
+      <w:pPr>
+        <w:pStyle w:val="HTMLPreformatted"/>
+        <w:rPr>
+          <w:rStyle w:val="HTMLCode"/>
+        </w:rPr>
+      </w:pPr>
+      <w:r>
+        <w:rPr>
+          <w:rStyle w:val="HTMLCode"/>
+        </w:rPr>
+        <w:t>React updates UI</w:t>
+      </w:r>
+    </w:p>
+    <w:p>
+      <w:r>
+        <w:pict>
+          <v:rect id="_x0000_i1102" style="width:0;height:1.5pt" o:hralign="center" o:hrstd="t" o:hr="t" fillcolor="#a0a0a0" stroked="f"/>
+        </w:pict>
+      </w:r>
+    </w:p>
+    <w:p>
+      <w:pPr>
+        <w:pStyle w:val="Heading1"/>
+      </w:pPr>
+      <w:r>
+        <w:rPr>
+          <w:rFonts w:ascii="Segoe UI Symbol" w:hAnsi="Segoe UI Symbol" w:cs="Segoe UI Symbol"/>
+        </w:rPr>
+        <w:t>⚠️</w:t>
+      </w:r>
+      <w:r>
+        <w:t xml:space="preserve"> 8. Common Bugs (Very Important)</w:t>
+      </w:r>
+    </w:p>
+    <w:p>
+      <w:pPr>
+        <w:pStyle w:val="Heading3"/>
+      </w:pPr>
+      <w:r>
+        <w:rPr>
+          <w:rFonts w:ascii="Segoe UI Symbol" w:hAnsi="Segoe UI Symbol" w:cs="Segoe UI Symbol"/>
+        </w:rPr>
+        <w:t>❌</w:t>
+      </w:r>
+      <w:r>
+        <w:t xml:space="preserve"> Missing headers</w:t>
+      </w:r>
+    </w:p>
+    <w:p>
+      <w:pPr>
+        <w:pStyle w:val="HTMLPreformatted"/>
+        <w:rPr>
+          <w:rStyle w:val="HTMLCode"/>
+        </w:rPr>
+      </w:pPr>
+      <w:r>
+        <w:rPr>
+          <w:rStyle w:val="HTMLCode"/>
+        </w:rPr>
+        <w:t xml:space="preserve">headers: </w:t>
+      </w:r>
+      <w:proofErr w:type="gramStart"/>
+      <w:r>
+        <w:rPr>
+          <w:rStyle w:val="HTMLCode"/>
+        </w:rPr>
+        <w:t>{ "</w:t>
+      </w:r>
+      <w:proofErr w:type="gramEnd"/>
+      <w:r>
+        <w:rPr>
+          <w:rStyle w:val="HTMLCode"/>
+        </w:rPr>
+        <w:t>Content-Type": "application/</w:t>
+      </w:r>
+      <w:proofErr w:type="spellStart"/>
+      <w:r>
+        <w:rPr>
+          <w:rStyle w:val="HTMLCode"/>
+        </w:rPr>
+        <w:t>json</w:t>
+      </w:r>
+      <w:proofErr w:type="spellEnd"/>
+      <w:r>
+        <w:rPr>
+          <w:rStyle w:val="HTMLCode"/>
+        </w:rPr>
+        <w:t>" }</w:t>
+      </w:r>
+    </w:p>
+    <w:p>
+      <w:r>
+        <w:pict>
+          <v:rect id="_x0000_i1103" style="width:0;height:1.5pt" o:hralign="center" o:hrstd="t" o:hr="t" fillcolor="#a0a0a0" stroked="f"/>
+        </w:pict>
+      </w:r>
+    </w:p>
+    <w:p>
+      <w:pPr>
+        <w:pStyle w:val="Heading3"/>
+      </w:pPr>
+      <w:r>
+        <w:rPr>
+          <w:rFonts w:ascii="Segoe UI Symbol" w:hAnsi="Segoe UI Symbol" w:cs="Segoe UI Symbol"/>
+        </w:rPr>
+        <w:t>❌</w:t>
+      </w:r>
+      <w:r>
+        <w:t xml:space="preserve"> Not awaiting response</w:t>
+      </w:r>
+    </w:p>
+    <w:p>
+      <w:pPr>
+        <w:pStyle w:val="HTMLPreformatted"/>
+        <w:rPr>
+          <w:rStyle w:val="HTMLCode"/>
+        </w:rPr>
+      </w:pPr>
+      <w:proofErr w:type="spellStart"/>
+      <w:r>
+        <w:rPr>
+          <w:rStyle w:val="HTMLCode"/>
+        </w:rPr>
+        <w:t>const</w:t>
+      </w:r>
+      <w:proofErr w:type="spellEnd"/>
+      <w:r>
+        <w:rPr>
+          <w:rStyle w:val="HTMLCode"/>
+        </w:rPr>
+        <w:t xml:space="preserve"> res = await fetch(...)</w:t>
+      </w:r>
+    </w:p>
+    <w:p>
+      <w:r>
+        <w:pict>
+          <v:rect id="_x0000_i1104" style="width:0;height:1.5pt" o:hralign="center" o:hrstd="t" o:hr="t" fillcolor="#a0a0a0" stroked="f"/>
+        </w:pict>
+      </w:r>
+    </w:p>
+    <w:p>
+      <w:pPr>
+        <w:pStyle w:val="Heading3"/>
+      </w:pPr>
+      <w:r>
+        <w:rPr>
+          <w:rFonts w:ascii="Segoe UI Symbol" w:hAnsi="Segoe UI Symbol" w:cs="Segoe UI Symbol"/>
+        </w:rPr>
+        <w:t>❌</w:t>
+      </w:r>
+      <w:r>
+        <w:t xml:space="preserve"> State not updated</w:t>
+      </w:r>
+    </w:p>
+    <w:p>
+      <w:pPr>
+        <w:pStyle w:val="HTMLPreformatted"/>
+        <w:rPr>
+          <w:rStyle w:val="HTMLCode"/>
+        </w:rPr>
+      </w:pPr>
+      <w:proofErr w:type="spellStart"/>
+      <w:proofErr w:type="gramStart"/>
+      <w:r>
+        <w:rPr>
+          <w:rStyle w:val="HTMLCode"/>
+        </w:rPr>
+        <w:t>setNotes</w:t>
+      </w:r>
+      <w:proofErr w:type="spellEnd"/>
+      <w:r>
+        <w:rPr>
+          <w:rStyle w:val="HTMLCode"/>
+        </w:rPr>
+        <w:t>(</w:t>
+      </w:r>
+      <w:proofErr w:type="gramEnd"/>
+      <w:r>
+        <w:rPr>
+          <w:rStyle w:val="HTMLCode"/>
+        </w:rPr>
+        <w:t xml:space="preserve">[...notes, </w:t>
+      </w:r>
+      <w:proofErr w:type="spellStart"/>
+      <w:r>
+        <w:rPr>
+          <w:rStyle w:val="HTMLCode"/>
+        </w:rPr>
+        <w:t>newNote</w:t>
+      </w:r>
+      <w:proofErr w:type="spellEnd"/>
+      <w:r>
+        <w:rPr>
+          <w:rStyle w:val="HTMLCode"/>
+        </w:rPr>
+        <w:t>])</w:t>
+      </w:r>
+    </w:p>
+    <w:p>
+      <w:r>
+        <w:pict>
+          <v:rect id="_x0000_i1105" style="width:0;height:1.5pt" o:hralign="center" o:hrstd="t" o:hr="t" fillcolor="#a0a0a0" stroked="f"/>
+        </w:pict>
+      </w:r>
+    </w:p>
+    <w:p>
+      <w:pPr>
+        <w:pStyle w:val="Heading3"/>
+      </w:pPr>
+      <w:r>
+        <w:rPr>
+          <w:rFonts w:ascii="Segoe UI Symbol" w:hAnsi="Segoe UI Symbol" w:cs="Segoe UI Symbol"/>
+        </w:rPr>
+        <w:t>❌</w:t>
+      </w:r>
+      <w:r>
+        <w:t xml:space="preserve"> Wrong port</w:t>
+      </w:r>
+    </w:p>
+    <w:p>
+      <w:pPr>
+        <w:pStyle w:val="NormalWeb"/>
+        <w:numPr>
+          <w:ilvl w:val="0"/>
+          <w:numId w:val="13"/>
+        </w:numPr>
+      </w:pPr>
+      <w:r>
+        <w:lastRenderedPageBreak/>
+        <w:t>React: 3000</w:t>
+      </w:r>
+    </w:p>
+    <w:p>
+      <w:pPr>
+        <w:pStyle w:val="NormalWeb"/>
+        <w:numPr>
+          <w:ilvl w:val="0"/>
+          <w:numId w:val="13"/>
+        </w:numPr>
+      </w:pPr>
+      <w:r>
+        <w:t>API: 3001</w:t>
+      </w:r>
+    </w:p>
+    <w:p>
+      <w:r>
+        <w:pict>
+          <v:rect id="_x0000_i1106" style="width:0;height:1.5pt" o:hralign="center" o:hrstd="t" o:hr="t" fillcolor="#a0a0a0" stroked="f"/>
+        </w:pict>
+      </w:r>
+    </w:p>
+    <w:p>
+      <w:pPr>
+        <w:pStyle w:val="Heading1"/>
+      </w:pPr>
+      <w:r>
+        <w:t>🧪 9. Testing AJAX (Bonus)</w:t>
+      </w:r>
+    </w:p>
+    <w:p>
+      <w:pPr>
+        <w:pStyle w:val="NormalWeb"/>
+      </w:pPr>
+      <w:r>
+        <w:t xml:space="preserve">Use </w:t>
+      </w:r>
+      <w:r>
+        <w:rPr>
+          <w:rStyle w:val="Strong"/>
+        </w:rPr>
+        <w:t>mock fetch</w:t>
+      </w:r>
+      <w:r>
+        <w:t>:</w:t>
+      </w:r>
+    </w:p>
+    <w:p>
+      <w:pPr>
+        <w:pStyle w:val="HTMLPreformatted"/>
+        <w:rPr>
+          <w:rStyle w:val="HTMLCode"/>
+        </w:rPr>
+      </w:pPr>
+      <w:proofErr w:type="spellStart"/>
+      <w:proofErr w:type="gramStart"/>
+      <w:r>
+        <w:rPr>
+          <w:rStyle w:val="HTMLCode"/>
+        </w:rPr>
+        <w:t>global.fetch</w:t>
+      </w:r>
+      <w:proofErr w:type="spellEnd"/>
+      <w:proofErr w:type="gramEnd"/>
+      <w:r>
+        <w:rPr>
+          <w:rStyle w:val="HTMLCode"/>
+        </w:rPr>
+        <w:t xml:space="preserve"> = </w:t>
+      </w:r>
+      <w:proofErr w:type="spellStart"/>
+      <w:r>
+        <w:rPr>
+          <w:rStyle w:val="HTMLCode"/>
         </w:rPr>
         <w:t>jest.fn</w:t>
       </w:r>
       <w:proofErr w:type="spellEnd"/>
+      <w:r>
+        <w:rPr>
+          <w:rStyle w:val="HTMLCode"/>
+        </w:rPr>
+        <w:t>(() =&gt;</w:t>
+      </w:r>
+    </w:p>
+    <w:p>
+      <w:pPr>
+        <w:pStyle w:val="HTMLPreformatted"/>
+        <w:rPr>
+          <w:rStyle w:val="HTMLCode"/>
+        </w:rPr>
+      </w:pPr>
+      <w:r>
+        <w:rPr>
+          <w:rStyle w:val="HTMLCode"/>
+        </w:rPr>
+        <w:t xml:space="preserve">  </w:t>
+      </w:r>
+      <w:proofErr w:type="spellStart"/>
+      <w:r>
+        <w:rPr>
+          <w:rStyle w:val="HTMLCode"/>
+        </w:rPr>
+        <w:t>Promise.resolve</w:t>
+      </w:r>
+      <w:proofErr w:type="spellEnd"/>
+      <w:r>
+        <w:rPr>
+          <w:rStyle w:val="HTMLCode"/>
+        </w:rPr>
+        <w:t>({</w:t>
+      </w:r>
+    </w:p>
+    <w:p>
+      <w:pPr>
+        <w:pStyle w:val="HTMLPreformatted"/>
+        <w:rPr>
+          <w:rStyle w:val="HTMLCode"/>
+        </w:rPr>
+      </w:pPr>
+      <w:r>
+        <w:rPr>
+          <w:rStyle w:val="HTMLCode"/>
+        </w:rPr>
+        <w:t xml:space="preserve">    </w:t>
+      </w:r>
+      <w:proofErr w:type="spellStart"/>
+      <w:r>
+        <w:rPr>
+          <w:rStyle w:val="HTMLCode"/>
+        </w:rPr>
+        <w:t>json</w:t>
+      </w:r>
+      <w:proofErr w:type="spellEnd"/>
+      <w:r>
+        <w:rPr>
+          <w:rStyle w:val="HTMLCode"/>
+        </w:rPr>
+        <w:t xml:space="preserve">: () =&gt; </w:t>
+      </w:r>
+      <w:proofErr w:type="spellStart"/>
+      <w:r>
+        <w:rPr>
+          <w:rStyle w:val="HTMLCode"/>
+        </w:rPr>
+        <w:t>Promise.resolve</w:t>
+      </w:r>
+      <w:proofErr w:type="spellEnd"/>
+      <w:r>
+        <w:rPr>
+          <w:rStyle w:val="HTMLCode"/>
+        </w:rPr>
+        <w:t>(</w:t>
+      </w:r>
+      <w:proofErr w:type="gramStart"/>
+      <w:r>
+        <w:rPr>
+          <w:rStyle w:val="HTMLCode"/>
+        </w:rPr>
+        <w:t>[{ id</w:t>
+      </w:r>
       <w:proofErr w:type="gramEnd"/>
       <w:r>
         <w:rPr>
-          <w:rFonts w:ascii="Times New Roman" w:eastAsia="Times New Roman" w:hAnsi="Times New Roman" w:cs="Times New Roman"/>
-          <w:sz w:val="24"/>
-          <w:szCs w:val="24"/>
-          <w:lang w:eastAsia="en-IN" w:bidi="hi-IN"/>
-        </w:rPr>
+          <w:rStyle w:val="HTMLCode"/>
+        </w:rPr>
+        <w:t>: 1, text: "Test" }])</w:t>
+      </w:r>
+    </w:p>
+    <w:p>
+      <w:pPr>
+        <w:pStyle w:val="HTMLPreformatted"/>
+        <w:rPr>
+          <w:rStyle w:val="HTMLCode"/>
+        </w:rPr>
+      </w:pPr>
+      <w:r>
+        <w:rPr>
+          <w:rStyle w:val="HTMLCode"/>
+        </w:rPr>
+        <w:t xml:space="preserve">  })</w:t>
+      </w:r>
+    </w:p>
+    <w:p>
+      <w:pPr>
+        <w:pStyle w:val="HTMLPreformatted"/>
+        <w:rPr>
+          <w:rStyle w:val="HTMLCode"/>
+        </w:rPr>
+      </w:pPr>
+      <w:r>
+        <w:rPr>
+          <w:rStyle w:val="HTMLCode"/>
+        </w:rPr>
+        <w:t>);</w:t>
+      </w:r>
+    </w:p>
+    <w:p>
+      <w:r>
+        <w:pict>
+          <v:rect id="_x0000_i1107" style="width:0;height:1.5pt" o:hralign="center" o:hrstd="t" o:hr="t" fillcolor="#a0a0a0" stroked="f"/>
+        </w:pict>
+      </w:r>
+    </w:p>
+    <w:p>
+      <w:pPr>
+        <w:pStyle w:val="Heading1"/>
+      </w:pPr>
+      <w:r>
+        <w:rPr>
+          <w:rFonts w:ascii="Segoe UI Symbol" w:hAnsi="Segoe UI Symbol" w:cs="Segoe UI Symbol"/>
+        </w:rPr>
+        <w:t>🚀</w:t>
+      </w:r>
+      <w:r>
+        <w:t xml:space="preserve"> 10. Upgrade Ideas</w:t>
+      </w:r>
+    </w:p>
+    <w:p>
+      <w:pPr>
+        <w:pStyle w:val="NormalWeb"/>
+        <w:numPr>
+          <w:ilvl w:val="0"/>
+          <w:numId w:val="14"/>
+        </w:numPr>
+      </w:pPr>
+      <w:r>
+        <w:rPr>
+          <w:rFonts w:ascii="Segoe UI Symbol" w:hAnsi="Segoe UI Symbol" w:cs="Segoe UI Symbol"/>
+        </w:rPr>
+        <w:t>🔍</w:t>
+      </w:r>
+      <w:r>
+        <w:t xml:space="preserve"> Search notes</w:t>
+      </w:r>
+    </w:p>
+    <w:p>
+      <w:pPr>
+        <w:pStyle w:val="NormalWeb"/>
+        <w:numPr>
+          <w:ilvl w:val="0"/>
+          <w:numId w:val="14"/>
+        </w:numPr>
+      </w:pPr>
+      <w:r>
+        <w:rPr>
+          <w:rFonts w:ascii="Segoe UI Symbol" w:hAnsi="Segoe UI Symbol" w:cs="Segoe UI Symbol"/>
+        </w:rPr>
+        <w:t>✏️</w:t>
+      </w:r>
+      <w:r>
+        <w:t xml:space="preserve"> Edit notes (PUT/PATCH)</w:t>
+      </w:r>
+    </w:p>
+    <w:p>
+      <w:pPr>
+        <w:pStyle w:val="NormalWeb"/>
+        <w:numPr>
+          <w:ilvl w:val="0"/>
+          <w:numId w:val="14"/>
+        </w:numPr>
+      </w:pPr>
+      <w:r>
+        <w:rPr>
+          <w:rFonts w:ascii="Segoe UI Symbol" w:hAnsi="Segoe UI Symbol" w:cs="Segoe UI Symbol"/>
+        </w:rPr>
+        <w:t>💾</w:t>
+      </w:r>
+      <w:r>
+        <w:t xml:space="preserve"> Persist with backend DB</w:t>
+      </w:r>
+    </w:p>
+    <w:p>
+      <w:pPr>
+        <w:pStyle w:val="NormalWeb"/>
+        <w:numPr>
+          <w:ilvl w:val="0"/>
+          <w:numId w:val="14"/>
+        </w:numPr>
+      </w:pPr>
+      <w:r>
+        <w:rPr>
+          <w:rFonts w:ascii="Segoe UI Symbol" w:hAnsi="Segoe UI Symbol" w:cs="Segoe UI Symbol"/>
+        </w:rPr>
+        <w:t>⚡</w:t>
+      </w:r>
+      <w:r>
+        <w:t xml:space="preserve"> Use </w:t>
+      </w:r>
+      <w:proofErr w:type="spellStart"/>
+      <w:r>
+        <w:t>Axios</w:t>
+      </w:r>
+      <w:proofErr w:type="spellEnd"/>
+      <w:r>
+        <w:t xml:space="preserve"> instead of fetch</w:t>
+      </w:r>
+    </w:p>
+    <w:p>
+      <w:r>
+        <w:pict>
+          <v:rect id="_x0000_i1108" style="width:0;height:1.5pt" o:hralign="center" o:hrstd="t" o:hr="t" fillcolor="#a0a0a0" stroked="f"/>
+        </w:pict>
+      </w:r>
+    </w:p>
+    <w:p>
+      <w:pPr>
+        <w:pStyle w:val="Heading1"/>
+      </w:pPr>
+      <w:r>
+        <w:t>🧠 Interview Insight</w:t>
+      </w:r>
+    </w:p>
+    <w:p>
+      <w:pPr>
+        <w:pStyle w:val="NormalWeb"/>
+      </w:pPr>
+      <w:r>
+        <w:t>If asked:</w:t>
+      </w:r>
+    </w:p>
+    <w:p>
+      <w:pPr>
+        <w:pStyle w:val="NormalWeb"/>
+      </w:pPr>
+      <w:r>
+        <w:t>“What is AJAX in React?”</w:t>
+      </w:r>
+    </w:p>
+    <w:p>
+      <w:pPr>
+        <w:pStyle w:val="NormalWeb"/>
+      </w:pPr>
+      <w:r>
+        <w:rPr>
+          <w:rFonts w:ascii="Segoe UI Symbol" w:hAnsi="Segoe UI Symbol" w:cs="Segoe UI Symbol"/>
+        </w:rPr>
+        <w:t>👉</w:t>
+      </w:r>
+      <w:r>
+        <w:t xml:space="preserve"> Answer:</w:t>
+      </w:r>
+    </w:p>
+    <w:p>
+      <w:pPr>
+        <w:pStyle w:val="NormalWeb"/>
+        <w:numPr>
+          <w:ilvl w:val="0"/>
+          <w:numId w:val="15"/>
+        </w:numPr>
+      </w:pPr>
+      <w:r>
+        <w:t>Asynchronous HTTP calls (fetch/</w:t>
+      </w:r>
+      <w:proofErr w:type="spellStart"/>
+      <w:r>
+        <w:t>axios</w:t>
+      </w:r>
+      <w:proofErr w:type="spellEnd"/>
+      <w:r>
         <w:t>)</w:t>
       </w:r>
     </w:p>
-    <w:p/>
+    <w:p>
+      <w:pPr>
+        <w:pStyle w:val="NormalWeb"/>
+        <w:numPr>
+          <w:ilvl w:val="0"/>
+          <w:numId w:val="15"/>
+        </w:numPr>
+      </w:pPr>
+      <w:r>
+        <w:t>Used to communicate with backend APIs</w:t>
+      </w:r>
+    </w:p>
+    <w:p>
+      <w:pPr>
+        <w:pStyle w:val="NormalWeb"/>
+        <w:numPr>
+          <w:ilvl w:val="0"/>
+          <w:numId w:val="15"/>
+        </w:numPr>
+      </w:pPr>
+      <w:r>
+        <w:t>Enables dynamic UI updates without page reload</w:t>
+      </w:r>
+    </w:p>
+    <w:p>
+      <w:pPr>
+        <w:spacing w:before="100" w:beforeAutospacing="1" w:after="100" w:afterAutospacing="1" w:line="240" w:lineRule="auto"/>
+        <w:ind w:left="720"/>
+      </w:pPr>
+      <w:bookmarkStart w:id="0" w:name="_GoBack"/>
+      <w:bookmarkEnd w:id="0"/>
+    </w:p>
     <w:sectPr>
       <w:pgSz w:w="11906" w:h="16838"/>
       <w:pgMar w:top="1440" w:right="1440" w:bottom="1440" w:left="1440" w:header="708" w:footer="708" w:gutter="0"/>
@@ -6041,6 +9723,155 @@
     </w:lvl>
   </w:abstractNum>
   <w:abstractNum w:abstractNumId="2" w15:restartNumberingAfterBreak="0">
+    <w:nsid w:val="12DA588E"/>
+    <w:multiLevelType w:val="multilevel"/>
+    <w:tmpl w:val="F6CEFEAC"/>
+    <w:lvl w:ilvl="0">
+      <w:start w:val="1"/>
+      <w:numFmt w:val="bullet"/>
+      <w:lvlText w:val=""/>
+      <w:lvlJc w:val="left"/>
+      <w:pPr>
+        <w:tabs>
+          <w:tab w:val="num" w:pos="720"/>
+        </w:tabs>
+        <w:ind w:left="720" w:hanging="360"/>
+      </w:pPr>
+      <w:rPr>
+        <w:rFonts w:ascii="Symbol" w:hAnsi="Symbol" w:hint="default"/>
+        <w:sz w:val="20"/>
+      </w:rPr>
+    </w:lvl>
+    <w:lvl w:ilvl="1" w:tentative="1">
+      <w:start w:val="1"/>
+      <w:numFmt w:val="bullet"/>
+      <w:lvlText w:val="o"/>
+      <w:lvlJc w:val="left"/>
+      <w:pPr>
+        <w:tabs>
+          <w:tab w:val="num" w:pos="1440"/>
+        </w:tabs>
+        <w:ind w:left="1440" w:hanging="360"/>
+      </w:pPr>
+      <w:rPr>
+        <w:rFonts w:ascii="Courier New" w:hAnsi="Courier New" w:hint="default"/>
+        <w:sz w:val="20"/>
+      </w:rPr>
+    </w:lvl>
+    <w:lvl w:ilvl="2" w:tentative="1">
+      <w:start w:val="1"/>
+      <w:numFmt w:val="bullet"/>
+      <w:lvlText w:val=""/>
+      <w:lvlJc w:val="left"/>
+      <w:pPr>
+        <w:tabs>
+          <w:tab w:val="num" w:pos="2160"/>
+        </w:tabs>
+        <w:ind w:left="2160" w:hanging="360"/>
+      </w:pPr>
+      <w:rPr>
+        <w:rFonts w:ascii="Wingdings" w:hAnsi="Wingdings" w:hint="default"/>
+        <w:sz w:val="20"/>
+      </w:rPr>
+    </w:lvl>
+    <w:lvl w:ilvl="3" w:tentative="1">
+      <w:start w:val="1"/>
+      <w:numFmt w:val="bullet"/>
+      <w:lvlText w:val=""/>
+      <w:lvlJc w:val="left"/>
+      <w:pPr>
+        <w:tabs>
+          <w:tab w:val="num" w:pos="2880"/>
+        </w:tabs>
+        <w:ind w:left="2880" w:hanging="360"/>
+      </w:pPr>
+      <w:rPr>
+        <w:rFonts w:ascii="Wingdings" w:hAnsi="Wingdings" w:hint="default"/>
+        <w:sz w:val="20"/>
+      </w:rPr>
+    </w:lvl>
+    <w:lvl w:ilvl="4" w:tentative="1">
+      <w:start w:val="1"/>
+      <w:numFmt w:val="bullet"/>
+      <w:lvlText w:val=""/>
+      <w:lvlJc w:val="left"/>
+      <w:pPr>
+        <w:tabs>
+          <w:tab w:val="num" w:pos="3600"/>
+        </w:tabs>
+        <w:ind w:left="3600" w:hanging="360"/>
+      </w:pPr>
+      <w:rPr>
+        <w:rFonts w:ascii="Wingdings" w:hAnsi="Wingdings" w:hint="default"/>
+        <w:sz w:val="20"/>
+      </w:rPr>
+    </w:lvl>
+    <w:lvl w:ilvl="5" w:tentative="1">
+      <w:start w:val="1"/>
+      <w:numFmt w:val="bullet"/>
+      <w:lvlText w:val=""/>
+      <w:lvlJc w:val="left"/>
+      <w:pPr>
+        <w:tabs>
+          <w:tab w:val="num" w:pos="4320"/>
+        </w:tabs>
+        <w:ind w:left="4320" w:hanging="360"/>
+      </w:pPr>
+      <w:rPr>
+        <w:rFonts w:ascii="Wingdings" w:hAnsi="Wingdings" w:hint="default"/>
+        <w:sz w:val="20"/>
+      </w:rPr>
+    </w:lvl>
+    <w:lvl w:ilvl="6" w:tentative="1">
+      <w:start w:val="1"/>
+      <w:numFmt w:val="bullet"/>
+      <w:lvlText w:val=""/>
+      <w:lvlJc w:val="left"/>
+      <w:pPr>
+        <w:tabs>
+          <w:tab w:val="num" w:pos="5040"/>
+        </w:tabs>
+        <w:ind w:left="5040" w:hanging="360"/>
+      </w:pPr>
+      <w:rPr>
+        <w:rFonts w:ascii="Wingdings" w:hAnsi="Wingdings" w:hint="default"/>
+        <w:sz w:val="20"/>
+      </w:rPr>
+    </w:lvl>
+    <w:lvl w:ilvl="7" w:tentative="1">
+      <w:start w:val="1"/>
+      <w:numFmt w:val="bullet"/>
+      <w:lvlText w:val=""/>
+      <w:lvlJc w:val="left"/>
+      <w:pPr>
+        <w:tabs>
+          <w:tab w:val="num" w:pos="5760"/>
+        </w:tabs>
+        <w:ind w:left="5760" w:hanging="360"/>
+      </w:pPr>
+      <w:rPr>
+        <w:rFonts w:ascii="Wingdings" w:hAnsi="Wingdings" w:hint="default"/>
+        <w:sz w:val="20"/>
+      </w:rPr>
+    </w:lvl>
+    <w:lvl w:ilvl="8" w:tentative="1">
+      <w:start w:val="1"/>
+      <w:numFmt w:val="bullet"/>
+      <w:lvlText w:val=""/>
+      <w:lvlJc w:val="left"/>
+      <w:pPr>
+        <w:tabs>
+          <w:tab w:val="num" w:pos="6480"/>
+        </w:tabs>
+        <w:ind w:left="6480" w:hanging="360"/>
+      </w:pPr>
+      <w:rPr>
+        <w:rFonts w:ascii="Wingdings" w:hAnsi="Wingdings" w:hint="default"/>
+        <w:sz w:val="20"/>
+      </w:rPr>
+    </w:lvl>
+  </w:abstractNum>
+  <w:abstractNum w:abstractNumId="3" w15:restartNumberingAfterBreak="0">
     <w:nsid w:val="12DE0170"/>
     <w:multiLevelType w:val="multilevel"/>
     <w:tmpl w:val="948439CE"/>
@@ -6189,7 +10020,305 @@
       </w:rPr>
     </w:lvl>
   </w:abstractNum>
-  <w:abstractNum w:abstractNumId="3" w15:restartNumberingAfterBreak="0">
+  <w:abstractNum w:abstractNumId="4" w15:restartNumberingAfterBreak="0">
+    <w:nsid w:val="138B6D20"/>
+    <w:multiLevelType w:val="multilevel"/>
+    <w:tmpl w:val="45AC52DC"/>
+    <w:lvl w:ilvl="0">
+      <w:start w:val="1"/>
+      <w:numFmt w:val="bullet"/>
+      <w:lvlText w:val=""/>
+      <w:lvlJc w:val="left"/>
+      <w:pPr>
+        <w:tabs>
+          <w:tab w:val="num" w:pos="720"/>
+        </w:tabs>
+        <w:ind w:left="720" w:hanging="360"/>
+      </w:pPr>
+      <w:rPr>
+        <w:rFonts w:ascii="Symbol" w:hAnsi="Symbol" w:hint="default"/>
+        <w:sz w:val="20"/>
+      </w:rPr>
+    </w:lvl>
+    <w:lvl w:ilvl="1" w:tentative="1">
+      <w:start w:val="1"/>
+      <w:numFmt w:val="bullet"/>
+      <w:lvlText w:val="o"/>
+      <w:lvlJc w:val="left"/>
+      <w:pPr>
+        <w:tabs>
+          <w:tab w:val="num" w:pos="1440"/>
+        </w:tabs>
+        <w:ind w:left="1440" w:hanging="360"/>
+      </w:pPr>
+      <w:rPr>
+        <w:rFonts w:ascii="Courier New" w:hAnsi="Courier New" w:hint="default"/>
+        <w:sz w:val="20"/>
+      </w:rPr>
+    </w:lvl>
+    <w:lvl w:ilvl="2" w:tentative="1">
+      <w:start w:val="1"/>
+      <w:numFmt w:val="bullet"/>
+      <w:lvlText w:val=""/>
+      <w:lvlJc w:val="left"/>
+      <w:pPr>
+        <w:tabs>
+          <w:tab w:val="num" w:pos="2160"/>
+        </w:tabs>
+        <w:ind w:left="2160" w:hanging="360"/>
+      </w:pPr>
+      <w:rPr>
+        <w:rFonts w:ascii="Wingdings" w:hAnsi="Wingdings" w:hint="default"/>
+        <w:sz w:val="20"/>
+      </w:rPr>
+    </w:lvl>
+    <w:lvl w:ilvl="3" w:tentative="1">
+      <w:start w:val="1"/>
+      <w:numFmt w:val="bullet"/>
+      <w:lvlText w:val=""/>
+      <w:lvlJc w:val="left"/>
+      <w:pPr>
+        <w:tabs>
+          <w:tab w:val="num" w:pos="2880"/>
+        </w:tabs>
+        <w:ind w:left="2880" w:hanging="360"/>
+      </w:pPr>
+      <w:rPr>
+        <w:rFonts w:ascii="Wingdings" w:hAnsi="Wingdings" w:hint="default"/>
+        <w:sz w:val="20"/>
+      </w:rPr>
+    </w:lvl>
+    <w:lvl w:ilvl="4" w:tentative="1">
+      <w:start w:val="1"/>
+      <w:numFmt w:val="bullet"/>
+      <w:lvlText w:val=""/>
+      <w:lvlJc w:val="left"/>
+      <w:pPr>
+        <w:tabs>
+          <w:tab w:val="num" w:pos="3600"/>
+        </w:tabs>
+        <w:ind w:left="3600" w:hanging="360"/>
+      </w:pPr>
+      <w:rPr>
+        <w:rFonts w:ascii="Wingdings" w:hAnsi="Wingdings" w:hint="default"/>
+        <w:sz w:val="20"/>
+      </w:rPr>
+    </w:lvl>
+    <w:lvl w:ilvl="5" w:tentative="1">
+      <w:start w:val="1"/>
+      <w:numFmt w:val="bullet"/>
+      <w:lvlText w:val=""/>
+      <w:lvlJc w:val="left"/>
+      <w:pPr>
+        <w:tabs>
+          <w:tab w:val="num" w:pos="4320"/>
+        </w:tabs>
+        <w:ind w:left="4320" w:hanging="360"/>
+      </w:pPr>
+      <w:rPr>
+        <w:rFonts w:ascii="Wingdings" w:hAnsi="Wingdings" w:hint="default"/>
+        <w:sz w:val="20"/>
+      </w:rPr>
+    </w:lvl>
+    <w:lvl w:ilvl="6" w:tentative="1">
+      <w:start w:val="1"/>
+      <w:numFmt w:val="bullet"/>
+      <w:lvlText w:val=""/>
+      <w:lvlJc w:val="left"/>
+      <w:pPr>
+        <w:tabs>
+          <w:tab w:val="num" w:pos="5040"/>
+        </w:tabs>
+        <w:ind w:left="5040" w:hanging="360"/>
+      </w:pPr>
+      <w:rPr>
+        <w:rFonts w:ascii="Wingdings" w:hAnsi="Wingdings" w:hint="default"/>
+        <w:sz w:val="20"/>
+      </w:rPr>
+    </w:lvl>
+    <w:lvl w:ilvl="7" w:tentative="1">
+      <w:start w:val="1"/>
+      <w:numFmt w:val="bullet"/>
+      <w:lvlText w:val=""/>
+      <w:lvlJc w:val="left"/>
+      <w:pPr>
+        <w:tabs>
+          <w:tab w:val="num" w:pos="5760"/>
+        </w:tabs>
+        <w:ind w:left="5760" w:hanging="360"/>
+      </w:pPr>
+      <w:rPr>
+        <w:rFonts w:ascii="Wingdings" w:hAnsi="Wingdings" w:hint="default"/>
+        <w:sz w:val="20"/>
+      </w:rPr>
+    </w:lvl>
+    <w:lvl w:ilvl="8" w:tentative="1">
+      <w:start w:val="1"/>
+      <w:numFmt w:val="bullet"/>
+      <w:lvlText w:val=""/>
+      <w:lvlJc w:val="left"/>
+      <w:pPr>
+        <w:tabs>
+          <w:tab w:val="num" w:pos="6480"/>
+        </w:tabs>
+        <w:ind w:left="6480" w:hanging="360"/>
+      </w:pPr>
+      <w:rPr>
+        <w:rFonts w:ascii="Wingdings" w:hAnsi="Wingdings" w:hint="default"/>
+        <w:sz w:val="20"/>
+      </w:rPr>
+    </w:lvl>
+  </w:abstractNum>
+  <w:abstractNum w:abstractNumId="5" w15:restartNumberingAfterBreak="0">
+    <w:nsid w:val="13D4693C"/>
+    <w:multiLevelType w:val="multilevel"/>
+    <w:tmpl w:val="CCCAE4C6"/>
+    <w:lvl w:ilvl="0">
+      <w:start w:val="1"/>
+      <w:numFmt w:val="bullet"/>
+      <w:lvlText w:val=""/>
+      <w:lvlJc w:val="left"/>
+      <w:pPr>
+        <w:tabs>
+          <w:tab w:val="num" w:pos="720"/>
+        </w:tabs>
+        <w:ind w:left="720" w:hanging="360"/>
+      </w:pPr>
+      <w:rPr>
+        <w:rFonts w:ascii="Symbol" w:hAnsi="Symbol" w:hint="default"/>
+        <w:sz w:val="20"/>
+      </w:rPr>
+    </w:lvl>
+    <w:lvl w:ilvl="1" w:tentative="1">
+      <w:start w:val="1"/>
+      <w:numFmt w:val="bullet"/>
+      <w:lvlText w:val="o"/>
+      <w:lvlJc w:val="left"/>
+      <w:pPr>
+        <w:tabs>
+          <w:tab w:val="num" w:pos="1440"/>
+        </w:tabs>
+        <w:ind w:left="1440" w:hanging="360"/>
+      </w:pPr>
+      <w:rPr>
+        <w:rFonts w:ascii="Courier New" w:hAnsi="Courier New" w:hint="default"/>
+        <w:sz w:val="20"/>
+      </w:rPr>
+    </w:lvl>
+    <w:lvl w:ilvl="2" w:tentative="1">
+      <w:start w:val="1"/>
+      <w:numFmt w:val="bullet"/>
+      <w:lvlText w:val=""/>
+      <w:lvlJc w:val="left"/>
+      <w:pPr>
+        <w:tabs>
+          <w:tab w:val="num" w:pos="2160"/>
+        </w:tabs>
+        <w:ind w:left="2160" w:hanging="360"/>
+      </w:pPr>
+      <w:rPr>
+        <w:rFonts w:ascii="Wingdings" w:hAnsi="Wingdings" w:hint="default"/>
+        <w:sz w:val="20"/>
+      </w:rPr>
+    </w:lvl>
+    <w:lvl w:ilvl="3" w:tentative="1">
+      <w:start w:val="1"/>
+      <w:numFmt w:val="bullet"/>
+      <w:lvlText w:val=""/>
+      <w:lvlJc w:val="left"/>
+      <w:pPr>
+        <w:tabs>
+          <w:tab w:val="num" w:pos="2880"/>
+        </w:tabs>
+        <w:ind w:left="2880" w:hanging="360"/>
+      </w:pPr>
+      <w:rPr>
+        <w:rFonts w:ascii="Wingdings" w:hAnsi="Wingdings" w:hint="default"/>
+        <w:sz w:val="20"/>
+      </w:rPr>
+    </w:lvl>
+    <w:lvl w:ilvl="4" w:tentative="1">
+      <w:start w:val="1"/>
+      <w:numFmt w:val="bullet"/>
+      <w:lvlText w:val=""/>
+      <w:lvlJc w:val="left"/>
+      <w:pPr>
+        <w:tabs>
+          <w:tab w:val="num" w:pos="3600"/>
+        </w:tabs>
+        <w:ind w:left="3600" w:hanging="360"/>
+      </w:pPr>
+      <w:rPr>
+        <w:rFonts w:ascii="Wingdings" w:hAnsi="Wingdings" w:hint="default"/>
+        <w:sz w:val="20"/>
+      </w:rPr>
+    </w:lvl>
+    <w:lvl w:ilvl="5" w:tentative="1">
+      <w:start w:val="1"/>
+      <w:numFmt w:val="bullet"/>
+      <w:lvlText w:val=""/>
+      <w:lvlJc w:val="left"/>
+      <w:pPr>
+        <w:tabs>
+          <w:tab w:val="num" w:pos="4320"/>
+        </w:tabs>
+        <w:ind w:left="4320" w:hanging="360"/>
+      </w:pPr>
+      <w:rPr>
+        <w:rFonts w:ascii="Wingdings" w:hAnsi="Wingdings" w:hint="default"/>
+        <w:sz w:val="20"/>
+      </w:rPr>
+    </w:lvl>
+    <w:lvl w:ilvl="6" w:tentative="1">
+      <w:start w:val="1"/>
+      <w:numFmt w:val="bullet"/>
+      <w:lvlText w:val=""/>
+      <w:lvlJc w:val="left"/>
+      <w:pPr>
+        <w:tabs>
+          <w:tab w:val="num" w:pos="5040"/>
+        </w:tabs>
+        <w:ind w:left="5040" w:hanging="360"/>
+      </w:pPr>
+      <w:rPr>
+        <w:rFonts w:ascii="Wingdings" w:hAnsi="Wingdings" w:hint="default"/>
+        <w:sz w:val="20"/>
+      </w:rPr>
+    </w:lvl>
+    <w:lvl w:ilvl="7" w:tentative="1">
+      <w:start w:val="1"/>
+      <w:numFmt w:val="bullet"/>
+      <w:lvlText w:val=""/>
+      <w:lvlJc w:val="left"/>
+      <w:pPr>
+        <w:tabs>
+          <w:tab w:val="num" w:pos="5760"/>
+        </w:tabs>
+        <w:ind w:left="5760" w:hanging="360"/>
+      </w:pPr>
+      <w:rPr>
+        <w:rFonts w:ascii="Wingdings" w:hAnsi="Wingdings" w:hint="default"/>
+        <w:sz w:val="20"/>
+      </w:rPr>
+    </w:lvl>
+    <w:lvl w:ilvl="8" w:tentative="1">
+      <w:start w:val="1"/>
+      <w:numFmt w:val="bullet"/>
+      <w:lvlText w:val=""/>
+      <w:lvlJc w:val="left"/>
+      <w:pPr>
+        <w:tabs>
+          <w:tab w:val="num" w:pos="6480"/>
+        </w:tabs>
+        <w:ind w:left="6480" w:hanging="360"/>
+      </w:pPr>
+      <w:rPr>
+        <w:rFonts w:ascii="Wingdings" w:hAnsi="Wingdings" w:hint="default"/>
+        <w:sz w:val="20"/>
+      </w:rPr>
+    </w:lvl>
+  </w:abstractNum>
+  <w:abstractNum w:abstractNumId="6" w15:restartNumberingAfterBreak="0">
     <w:nsid w:val="187C0E4E"/>
     <w:multiLevelType w:val="multilevel"/>
     <w:tmpl w:val="F052199A"/>
@@ -6338,7 +10467,7 @@
       </w:rPr>
     </w:lvl>
   </w:abstractNum>
-  <w:abstractNum w:abstractNumId="4" w15:restartNumberingAfterBreak="0">
+  <w:abstractNum w:abstractNumId="7" w15:restartNumberingAfterBreak="0">
     <w:nsid w:val="1BE4289A"/>
     <w:multiLevelType w:val="multilevel"/>
     <w:tmpl w:val="A9D26722"/>
@@ -6487,7 +10616,305 @@
       </w:rPr>
     </w:lvl>
   </w:abstractNum>
-  <w:abstractNum w:abstractNumId="5" w15:restartNumberingAfterBreak="0">
+  <w:abstractNum w:abstractNumId="8" w15:restartNumberingAfterBreak="0">
+    <w:nsid w:val="2BE64F0D"/>
+    <w:multiLevelType w:val="multilevel"/>
+    <w:tmpl w:val="DDBAD0B4"/>
+    <w:lvl w:ilvl="0">
+      <w:start w:val="1"/>
+      <w:numFmt w:val="bullet"/>
+      <w:lvlText w:val=""/>
+      <w:lvlJc w:val="left"/>
+      <w:pPr>
+        <w:tabs>
+          <w:tab w:val="num" w:pos="720"/>
+        </w:tabs>
+        <w:ind w:left="720" w:hanging="360"/>
+      </w:pPr>
+      <w:rPr>
+        <w:rFonts w:ascii="Symbol" w:hAnsi="Symbol" w:hint="default"/>
+        <w:sz w:val="20"/>
+      </w:rPr>
+    </w:lvl>
+    <w:lvl w:ilvl="1" w:tentative="1">
+      <w:start w:val="1"/>
+      <w:numFmt w:val="bullet"/>
+      <w:lvlText w:val="o"/>
+      <w:lvlJc w:val="left"/>
+      <w:pPr>
+        <w:tabs>
+          <w:tab w:val="num" w:pos="1440"/>
+        </w:tabs>
+        <w:ind w:left="1440" w:hanging="360"/>
+      </w:pPr>
+      <w:rPr>
+        <w:rFonts w:ascii="Courier New" w:hAnsi="Courier New" w:hint="default"/>
+        <w:sz w:val="20"/>
+      </w:rPr>
+    </w:lvl>
+    <w:lvl w:ilvl="2" w:tentative="1">
+      <w:start w:val="1"/>
+      <w:numFmt w:val="bullet"/>
+      <w:lvlText w:val=""/>
+      <w:lvlJc w:val="left"/>
+      <w:pPr>
+        <w:tabs>
+          <w:tab w:val="num" w:pos="2160"/>
+        </w:tabs>
+        <w:ind w:left="2160" w:hanging="360"/>
+      </w:pPr>
+      <w:rPr>
+        <w:rFonts w:ascii="Wingdings" w:hAnsi="Wingdings" w:hint="default"/>
+        <w:sz w:val="20"/>
+      </w:rPr>
+    </w:lvl>
+    <w:lvl w:ilvl="3" w:tentative="1">
+      <w:start w:val="1"/>
+      <w:numFmt w:val="bullet"/>
+      <w:lvlText w:val=""/>
+      <w:lvlJc w:val="left"/>
+      <w:pPr>
+        <w:tabs>
+          <w:tab w:val="num" w:pos="2880"/>
+        </w:tabs>
+        <w:ind w:left="2880" w:hanging="360"/>
+      </w:pPr>
+      <w:rPr>
+        <w:rFonts w:ascii="Wingdings" w:hAnsi="Wingdings" w:hint="default"/>
+        <w:sz w:val="20"/>
+      </w:rPr>
+    </w:lvl>
+    <w:lvl w:ilvl="4" w:tentative="1">
+      <w:start w:val="1"/>
+      <w:numFmt w:val="bullet"/>
+      <w:lvlText w:val=""/>
+      <w:lvlJc w:val="left"/>
+      <w:pPr>
+        <w:tabs>
+          <w:tab w:val="num" w:pos="3600"/>
+        </w:tabs>
+        <w:ind w:left="3600" w:hanging="360"/>
+      </w:pPr>
+      <w:rPr>
+        <w:rFonts w:ascii="Wingdings" w:hAnsi="Wingdings" w:hint="default"/>
+        <w:sz w:val="20"/>
+      </w:rPr>
+    </w:lvl>
+    <w:lvl w:ilvl="5" w:tentative="1">
+      <w:start w:val="1"/>
+      <w:numFmt w:val="bullet"/>
+      <w:lvlText w:val=""/>
+      <w:lvlJc w:val="left"/>
+      <w:pPr>
+        <w:tabs>
+          <w:tab w:val="num" w:pos="4320"/>
+        </w:tabs>
+        <w:ind w:left="4320" w:hanging="360"/>
+      </w:pPr>
+      <w:rPr>
+        <w:rFonts w:ascii="Wingdings" w:hAnsi="Wingdings" w:hint="default"/>
+        <w:sz w:val="20"/>
+      </w:rPr>
+    </w:lvl>
+    <w:lvl w:ilvl="6" w:tentative="1">
+      <w:start w:val="1"/>
+      <w:numFmt w:val="bullet"/>
+      <w:lvlText w:val=""/>
+      <w:lvlJc w:val="left"/>
+      <w:pPr>
+        <w:tabs>
+          <w:tab w:val="num" w:pos="5040"/>
+        </w:tabs>
+        <w:ind w:left="5040" w:hanging="360"/>
+      </w:pPr>
+      <w:rPr>
+        <w:rFonts w:ascii="Wingdings" w:hAnsi="Wingdings" w:hint="default"/>
+        <w:sz w:val="20"/>
+      </w:rPr>
+    </w:lvl>
+    <w:lvl w:ilvl="7" w:tentative="1">
+      <w:start w:val="1"/>
+      <w:numFmt w:val="bullet"/>
+      <w:lvlText w:val=""/>
+      <w:lvlJc w:val="left"/>
+      <w:pPr>
+        <w:tabs>
+          <w:tab w:val="num" w:pos="5760"/>
+        </w:tabs>
+        <w:ind w:left="5760" w:hanging="360"/>
+      </w:pPr>
+      <w:rPr>
+        <w:rFonts w:ascii="Wingdings" w:hAnsi="Wingdings" w:hint="default"/>
+        <w:sz w:val="20"/>
+      </w:rPr>
+    </w:lvl>
+    <w:lvl w:ilvl="8" w:tentative="1">
+      <w:start w:val="1"/>
+      <w:numFmt w:val="bullet"/>
+      <w:lvlText w:val=""/>
+      <w:lvlJc w:val="left"/>
+      <w:pPr>
+        <w:tabs>
+          <w:tab w:val="num" w:pos="6480"/>
+        </w:tabs>
+        <w:ind w:left="6480" w:hanging="360"/>
+      </w:pPr>
+      <w:rPr>
+        <w:rFonts w:ascii="Wingdings" w:hAnsi="Wingdings" w:hint="default"/>
+        <w:sz w:val="20"/>
+      </w:rPr>
+    </w:lvl>
+  </w:abstractNum>
+  <w:abstractNum w:abstractNumId="9" w15:restartNumberingAfterBreak="0">
+    <w:nsid w:val="4E196947"/>
+    <w:multiLevelType w:val="multilevel"/>
+    <w:tmpl w:val="4F6A1656"/>
+    <w:lvl w:ilvl="0">
+      <w:start w:val="1"/>
+      <w:numFmt w:val="bullet"/>
+      <w:lvlText w:val=""/>
+      <w:lvlJc w:val="left"/>
+      <w:pPr>
+        <w:tabs>
+          <w:tab w:val="num" w:pos="720"/>
+        </w:tabs>
+        <w:ind w:left="720" w:hanging="360"/>
+      </w:pPr>
+      <w:rPr>
+        <w:rFonts w:ascii="Symbol" w:hAnsi="Symbol" w:hint="default"/>
+        <w:sz w:val="20"/>
+      </w:rPr>
+    </w:lvl>
+    <w:lvl w:ilvl="1" w:tentative="1">
+      <w:start w:val="1"/>
+      <w:numFmt w:val="bullet"/>
+      <w:lvlText w:val="o"/>
+      <w:lvlJc w:val="left"/>
+      <w:pPr>
+        <w:tabs>
+          <w:tab w:val="num" w:pos="1440"/>
+        </w:tabs>
+        <w:ind w:left="1440" w:hanging="360"/>
+      </w:pPr>
+      <w:rPr>
+        <w:rFonts w:ascii="Courier New" w:hAnsi="Courier New" w:hint="default"/>
+        <w:sz w:val="20"/>
+      </w:rPr>
+    </w:lvl>
+    <w:lvl w:ilvl="2" w:tentative="1">
+      <w:start w:val="1"/>
+      <w:numFmt w:val="bullet"/>
+      <w:lvlText w:val=""/>
+      <w:lvlJc w:val="left"/>
+      <w:pPr>
+        <w:tabs>
+          <w:tab w:val="num" w:pos="2160"/>
+        </w:tabs>
+        <w:ind w:left="2160" w:hanging="360"/>
+      </w:pPr>
+      <w:rPr>
+        <w:rFonts w:ascii="Wingdings" w:hAnsi="Wingdings" w:hint="default"/>
+        <w:sz w:val="20"/>
+      </w:rPr>
+    </w:lvl>
+    <w:lvl w:ilvl="3" w:tentative="1">
+      <w:start w:val="1"/>
+      <w:numFmt w:val="bullet"/>
+      <w:lvlText w:val=""/>
+      <w:lvlJc w:val="left"/>
+      <w:pPr>
+        <w:tabs>
+          <w:tab w:val="num" w:pos="2880"/>
+        </w:tabs>
+        <w:ind w:left="2880" w:hanging="360"/>
+      </w:pPr>
+      <w:rPr>
+        <w:rFonts w:ascii="Wingdings" w:hAnsi="Wingdings" w:hint="default"/>
+        <w:sz w:val="20"/>
+      </w:rPr>
+    </w:lvl>
+    <w:lvl w:ilvl="4" w:tentative="1">
+      <w:start w:val="1"/>
+      <w:numFmt w:val="bullet"/>
+      <w:lvlText w:val=""/>
+      <w:lvlJc w:val="left"/>
+      <w:pPr>
+        <w:tabs>
+          <w:tab w:val="num" w:pos="3600"/>
+        </w:tabs>
+        <w:ind w:left="3600" w:hanging="360"/>
+      </w:pPr>
+      <w:rPr>
+        <w:rFonts w:ascii="Wingdings" w:hAnsi="Wingdings" w:hint="default"/>
+        <w:sz w:val="20"/>
+      </w:rPr>
+    </w:lvl>
+    <w:lvl w:ilvl="5" w:tentative="1">
+      <w:start w:val="1"/>
+      <w:numFmt w:val="bullet"/>
+      <w:lvlText w:val=""/>
+      <w:lvlJc w:val="left"/>
+      <w:pPr>
+        <w:tabs>
+          <w:tab w:val="num" w:pos="4320"/>
+        </w:tabs>
+        <w:ind w:left="4320" w:hanging="360"/>
+      </w:pPr>
+      <w:rPr>
+        <w:rFonts w:ascii="Wingdings" w:hAnsi="Wingdings" w:hint="default"/>
+        <w:sz w:val="20"/>
+      </w:rPr>
+    </w:lvl>
+    <w:lvl w:ilvl="6" w:tentative="1">
+      <w:start w:val="1"/>
+      <w:numFmt w:val="bullet"/>
+      <w:lvlText w:val=""/>
+      <w:lvlJc w:val="left"/>
+      <w:pPr>
+        <w:tabs>
+          <w:tab w:val="num" w:pos="5040"/>
+        </w:tabs>
+        <w:ind w:left="5040" w:hanging="360"/>
+      </w:pPr>
+      <w:rPr>
+        <w:rFonts w:ascii="Wingdings" w:hAnsi="Wingdings" w:hint="default"/>
+        <w:sz w:val="20"/>
+      </w:rPr>
+    </w:lvl>
+    <w:lvl w:ilvl="7" w:tentative="1">
+      <w:start w:val="1"/>
+      <w:numFmt w:val="bullet"/>
+      <w:lvlText w:val=""/>
+      <w:lvlJc w:val="left"/>
+      <w:pPr>
+        <w:tabs>
+          <w:tab w:val="num" w:pos="5760"/>
+        </w:tabs>
+        <w:ind w:left="5760" w:hanging="360"/>
+      </w:pPr>
+      <w:rPr>
+        <w:rFonts w:ascii="Wingdings" w:hAnsi="Wingdings" w:hint="default"/>
+        <w:sz w:val="20"/>
+      </w:rPr>
+    </w:lvl>
+    <w:lvl w:ilvl="8" w:tentative="1">
+      <w:start w:val="1"/>
+      <w:numFmt w:val="bullet"/>
+      <w:lvlText w:val=""/>
+      <w:lvlJc w:val="left"/>
+      <w:pPr>
+        <w:tabs>
+          <w:tab w:val="num" w:pos="6480"/>
+        </w:tabs>
+        <w:ind w:left="6480" w:hanging="360"/>
+      </w:pPr>
+      <w:rPr>
+        <w:rFonts w:ascii="Wingdings" w:hAnsi="Wingdings" w:hint="default"/>
+        <w:sz w:val="20"/>
+      </w:rPr>
+    </w:lvl>
+  </w:abstractNum>
+  <w:abstractNum w:abstractNumId="10" w15:restartNumberingAfterBreak="0">
     <w:nsid w:val="5812660C"/>
     <w:multiLevelType w:val="multilevel"/>
     <w:tmpl w:val="502C10EE"/>
@@ -6636,7 +11063,7 @@
       </w:rPr>
     </w:lvl>
   </w:abstractNum>
-  <w:abstractNum w:abstractNumId="6" w15:restartNumberingAfterBreak="0">
+  <w:abstractNum w:abstractNumId="11" w15:restartNumberingAfterBreak="0">
     <w:nsid w:val="5D8C2140"/>
     <w:multiLevelType w:val="multilevel"/>
     <w:tmpl w:val="B84479AA"/>
@@ -6785,7 +11212,156 @@
       </w:rPr>
     </w:lvl>
   </w:abstractNum>
-  <w:abstractNum w:abstractNumId="7" w15:restartNumberingAfterBreak="0">
+  <w:abstractNum w:abstractNumId="12" w15:restartNumberingAfterBreak="0">
+    <w:nsid w:val="67211C41"/>
+    <w:multiLevelType w:val="multilevel"/>
+    <w:tmpl w:val="60BED786"/>
+    <w:lvl w:ilvl="0">
+      <w:start w:val="1"/>
+      <w:numFmt w:val="bullet"/>
+      <w:lvlText w:val=""/>
+      <w:lvlJc w:val="left"/>
+      <w:pPr>
+        <w:tabs>
+          <w:tab w:val="num" w:pos="720"/>
+        </w:tabs>
+        <w:ind w:left="720" w:hanging="360"/>
+      </w:pPr>
+      <w:rPr>
+        <w:rFonts w:ascii="Symbol" w:hAnsi="Symbol" w:hint="default"/>
+        <w:sz w:val="20"/>
+      </w:rPr>
+    </w:lvl>
+    <w:lvl w:ilvl="1" w:tentative="1">
+      <w:start w:val="1"/>
+      <w:numFmt w:val="bullet"/>
+      <w:lvlText w:val="o"/>
+      <w:lvlJc w:val="left"/>
+      <w:pPr>
+        <w:tabs>
+          <w:tab w:val="num" w:pos="1440"/>
+        </w:tabs>
+        <w:ind w:left="1440" w:hanging="360"/>
+      </w:pPr>
+      <w:rPr>
+        <w:rFonts w:ascii="Courier New" w:hAnsi="Courier New" w:hint="default"/>
+        <w:sz w:val="20"/>
+      </w:rPr>
+    </w:lvl>
+    <w:lvl w:ilvl="2" w:tentative="1">
+      <w:start w:val="1"/>
+      <w:numFmt w:val="bullet"/>
+      <w:lvlText w:val=""/>
+      <w:lvlJc w:val="left"/>
+      <w:pPr>
+        <w:tabs>
+          <w:tab w:val="num" w:pos="2160"/>
+        </w:tabs>
+        <w:ind w:left="2160" w:hanging="360"/>
+      </w:pPr>
+      <w:rPr>
+        <w:rFonts w:ascii="Wingdings" w:hAnsi="Wingdings" w:hint="default"/>
+        <w:sz w:val="20"/>
+      </w:rPr>
+    </w:lvl>
+    <w:lvl w:ilvl="3" w:tentative="1">
+      <w:start w:val="1"/>
+      <w:numFmt w:val="bullet"/>
+      <w:lvlText w:val=""/>
+      <w:lvlJc w:val="left"/>
+      <w:pPr>
+        <w:tabs>
+          <w:tab w:val="num" w:pos="2880"/>
+        </w:tabs>
+        <w:ind w:left="2880" w:hanging="360"/>
+      </w:pPr>
+      <w:rPr>
+        <w:rFonts w:ascii="Wingdings" w:hAnsi="Wingdings" w:hint="default"/>
+        <w:sz w:val="20"/>
+      </w:rPr>
+    </w:lvl>
+    <w:lvl w:ilvl="4" w:tentative="1">
+      <w:start w:val="1"/>
+      <w:numFmt w:val="bullet"/>
+      <w:lvlText w:val=""/>
+      <w:lvlJc w:val="left"/>
+      <w:pPr>
+        <w:tabs>
+          <w:tab w:val="num" w:pos="3600"/>
+        </w:tabs>
+        <w:ind w:left="3600" w:hanging="360"/>
+      </w:pPr>
+      <w:rPr>
+        <w:rFonts w:ascii="Wingdings" w:hAnsi="Wingdings" w:hint="default"/>
+        <w:sz w:val="20"/>
+      </w:rPr>
+    </w:lvl>
+    <w:lvl w:ilvl="5" w:tentative="1">
+      <w:start w:val="1"/>
+      <w:numFmt w:val="bullet"/>
+      <w:lvlText w:val=""/>
+      <w:lvlJc w:val="left"/>
+      <w:pPr>
+        <w:tabs>
+          <w:tab w:val="num" w:pos="4320"/>
+        </w:tabs>
+        <w:ind w:left="4320" w:hanging="360"/>
+      </w:pPr>
+      <w:rPr>
+        <w:rFonts w:ascii="Wingdings" w:hAnsi="Wingdings" w:hint="default"/>
+        <w:sz w:val="20"/>
+      </w:rPr>
+    </w:lvl>
+    <w:lvl w:ilvl="6" w:tentative="1">
+      <w:start w:val="1"/>
+      <w:numFmt w:val="bullet"/>
+      <w:lvlText w:val=""/>
+      <w:lvlJc w:val="left"/>
+      <w:pPr>
+        <w:tabs>
+          <w:tab w:val="num" w:pos="5040"/>
+        </w:tabs>
+        <w:ind w:left="5040" w:hanging="360"/>
+      </w:pPr>
+      <w:rPr>
+        <w:rFonts w:ascii="Wingdings" w:hAnsi="Wingdings" w:hint="default"/>
+        <w:sz w:val="20"/>
+      </w:rPr>
+    </w:lvl>
+    <w:lvl w:ilvl="7" w:tentative="1">
+      <w:start w:val="1"/>
+      <w:numFmt w:val="bullet"/>
+      <w:lvlText w:val=""/>
+      <w:lvlJc w:val="left"/>
+      <w:pPr>
+        <w:tabs>
+          <w:tab w:val="num" w:pos="5760"/>
+        </w:tabs>
+        <w:ind w:left="5760" w:hanging="360"/>
+      </w:pPr>
+      <w:rPr>
+        <w:rFonts w:ascii="Wingdings" w:hAnsi="Wingdings" w:hint="default"/>
+        <w:sz w:val="20"/>
+      </w:rPr>
+    </w:lvl>
+    <w:lvl w:ilvl="8" w:tentative="1">
+      <w:start w:val="1"/>
+      <w:numFmt w:val="bullet"/>
+      <w:lvlText w:val=""/>
+      <w:lvlJc w:val="left"/>
+      <w:pPr>
+        <w:tabs>
+          <w:tab w:val="num" w:pos="6480"/>
+        </w:tabs>
+        <w:ind w:left="6480" w:hanging="360"/>
+      </w:pPr>
+      <w:rPr>
+        <w:rFonts w:ascii="Wingdings" w:hAnsi="Wingdings" w:hint="default"/>
+        <w:sz w:val="20"/>
+      </w:rPr>
+    </w:lvl>
+  </w:abstractNum>
+  <w:abstractNum w:abstractNumId="13" w15:restartNumberingAfterBreak="0">
     <w:nsid w:val="721570FE"/>
     <w:multiLevelType w:val="multilevel"/>
     <w:tmpl w:val="37C276CE"/>
@@ -6934,7 +11510,7 @@
       </w:rPr>
     </w:lvl>
   </w:abstractNum>
-  <w:abstractNum w:abstractNumId="8" w15:restartNumberingAfterBreak="0">
+  <w:abstractNum w:abstractNumId="14" w15:restartNumberingAfterBreak="0">
     <w:nsid w:val="79CF5511"/>
     <w:multiLevelType w:val="multilevel"/>
     <w:tmpl w:val="61825452"/>
@@ -7083,7 +11659,7 @@
       </w:rPr>
     </w:lvl>
   </w:abstractNum>
-  <w:abstractNum w:abstractNumId="9" w15:restartNumberingAfterBreak="0">
+  <w:abstractNum w:abstractNumId="15" w15:restartNumberingAfterBreak="0">
     <w:nsid w:val="7A1A1345"/>
     <w:multiLevelType w:val="multilevel"/>
     <w:tmpl w:val="DAFA47D4"/>
@@ -7233,19 +11809,19 @@
     </w:lvl>
   </w:abstractNum>
   <w:num w:numId="1">
-    <w:abstractNumId w:val="4"/>
+    <w:abstractNumId w:val="7"/>
   </w:num>
   <w:num w:numId="2">
-    <w:abstractNumId w:val="7"/>
+    <w:abstractNumId w:val="13"/>
   </w:num>
   <w:num w:numId="3">
-    <w:abstractNumId w:val="2"/>
+    <w:abstractNumId w:val="3"/>
   </w:num>
   <w:num w:numId="4">
-    <w:abstractNumId w:val="8"/>
+    <w:abstractNumId w:val="14"/>
   </w:num>
   <w:num w:numId="5">
-    <w:abstractNumId w:val="6"/>
+    <w:abstractNumId w:val="11"/>
   </w:num>
   <w:num w:numId="6">
     <w:abstractNumId w:val="1"/>
@@ -7254,13 +11830,31 @@
     <w:abstractNumId w:val="0"/>
   </w:num>
   <w:num w:numId="8">
-    <w:abstractNumId w:val="3"/>
+    <w:abstractNumId w:val="6"/>
   </w:num>
   <w:num w:numId="9">
-    <w:abstractNumId w:val="5"/>
+    <w:abstractNumId w:val="10"/>
   </w:num>
   <w:num w:numId="10">
+    <w:abstractNumId w:val="15"/>
+  </w:num>
+  <w:num w:numId="11">
+    <w:abstractNumId w:val="2"/>
+  </w:num>
+  <w:num w:numId="12">
+    <w:abstractNumId w:val="12"/>
+  </w:num>
+  <w:num w:numId="13">
     <w:abstractNumId w:val="9"/>
+  </w:num>
+  <w:num w:numId="14">
+    <w:abstractNumId w:val="8"/>
+  </w:num>
+  <w:num w:numId="15">
+    <w:abstractNumId w:val="4"/>
+  </w:num>
+  <w:num w:numId="16">
+    <w:abstractNumId w:val="5"/>
   </w:num>
 </w:numbering>
 </file>
